--- a/documents/6-1循序圖-連卉媗.docx
+++ b/documents/6-1循序圖-連卉媗.docx
@@ -12,15 +12,15 @@
           <w:noProof/>
         </w:rPr>
         <w:drawing>
-          <wp:anchor distT="0" distB="0" distL="114300" distR="114300" simplePos="0" relativeHeight="251658240" behindDoc="0" locked="0" layoutInCell="1" allowOverlap="1" wp14:anchorId="3F67CC7D" wp14:editId="28CD84D0">
+          <wp:anchor distT="0" distB="0" distL="114300" distR="114300" simplePos="0" relativeHeight="251658240" behindDoc="0" locked="0" layoutInCell="1" allowOverlap="1" wp14:anchorId="3F67CC7D" wp14:editId="208AC438">
             <wp:simplePos x="0" y="0"/>
             <wp:positionH relativeFrom="column">
-              <wp:posOffset>64770</wp:posOffset>
+              <wp:posOffset>66040</wp:posOffset>
             </wp:positionH>
             <wp:positionV relativeFrom="paragraph">
-              <wp:posOffset>86995</wp:posOffset>
+              <wp:posOffset>86360</wp:posOffset>
             </wp:positionV>
-            <wp:extent cx="5188585" cy="4976495"/>
+            <wp:extent cx="5188585" cy="4975860"/>
             <wp:effectExtent l="0" t="0" r="0" b="0"/>
             <wp:wrapSquare wrapText="bothSides"/>
             <wp:docPr id="1" name="圖片 1"/>
@@ -49,7 +49,7 @@
                   <pic:spPr>
                     <a:xfrm>
                       <a:off x="0" y="0"/>
-                      <a:ext cx="5188585" cy="4976495"/>
+                      <a:ext cx="5188585" cy="4975860"/>
                     </a:xfrm>
                     <a:prstGeom prst="rect">
                       <a:avLst/>
@@ -228,18 +228,18 @@
         </w:rPr>
         <w:lastRenderedPageBreak/>
         <w:drawing>
-          <wp:anchor distT="0" distB="0" distL="114300" distR="114300" simplePos="0" relativeHeight="251660288" behindDoc="0" locked="0" layoutInCell="1" allowOverlap="1" wp14:anchorId="0E27144B" wp14:editId="3EBC57F9">
+          <wp:anchor distT="0" distB="0" distL="114300" distR="114300" simplePos="0" relativeHeight="251659264" behindDoc="0" locked="0" layoutInCell="1" allowOverlap="1" wp14:anchorId="303D4FF4" wp14:editId="06BA384C">
             <wp:simplePos x="0" y="0"/>
             <wp:positionH relativeFrom="margin">
-              <wp:align>right</wp:align>
+              <wp:posOffset>286385</wp:posOffset>
             </wp:positionH>
             <wp:positionV relativeFrom="paragraph">
-              <wp:posOffset>3593465</wp:posOffset>
+              <wp:posOffset>50165</wp:posOffset>
             </wp:positionV>
-            <wp:extent cx="5274310" cy="2917190"/>
-            <wp:effectExtent l="0" t="0" r="2540" b="0"/>
+            <wp:extent cx="4699000" cy="2968625"/>
+            <wp:effectExtent l="0" t="0" r="6350" b="3175"/>
             <wp:wrapSquare wrapText="bothSides"/>
-            <wp:docPr id="3" name="圖片 3" descr="一張含有 文字, 圖表, 行, 平行 的圖片&#10;&#10;AI 產生的內容可能不正確。"/>
+            <wp:docPr id="2" name="圖片 2"/>
             <wp:cNvGraphicFramePr>
               <a:graphicFrameLocks xmlns:a="http://schemas.openxmlformats.org/drawingml/2006/main" noChangeAspect="1"/>
             </wp:cNvGraphicFramePr>
@@ -247,11 +247,11 @@
               <a:graphicData uri="http://schemas.openxmlformats.org/drawingml/2006/picture">
                 <pic:pic xmlns:pic="http://schemas.openxmlformats.org/drawingml/2006/picture">
                   <pic:nvPicPr>
-                    <pic:cNvPr id="3" name="圖片 3" descr="一張含有 文字, 圖表, 行, 平行 的圖片&#10;&#10;AI 產生的內容可能不正確。"/>
+                    <pic:cNvPr id="2" name="圖片 2"/>
                     <pic:cNvPicPr/>
                   </pic:nvPicPr>
                   <pic:blipFill>
-                    <a:blip r:embed="rId5">
+                    <a:blip r:embed="rId5" cstate="print">
                       <a:extLst>
                         <a:ext uri="{28A0092B-C50C-407E-A947-70E740481C1C}">
                           <a14:useLocalDpi xmlns:a14="http://schemas.microsoft.com/office/drawing/2010/main" val="0"/>
@@ -265,7 +265,7 @@
                   <pic:spPr>
                     <a:xfrm>
                       <a:off x="0" y="0"/>
-                      <a:ext cx="5274310" cy="2917190"/>
+                      <a:ext cx="4699000" cy="2968625"/>
                     </a:xfrm>
                     <a:prstGeom prst="rect">
                       <a:avLst/>
@@ -286,21 +286,138 @@
       <w:r>
         <w:rPr>
           <w:rFonts w:hint="eastAsia"/>
+        </w:rPr>
+        <w:t>圖</w:t>
+      </w:r>
+      <w:r>
+        <w:rPr>
+          <w:rFonts w:hint="eastAsia"/>
+        </w:rPr>
+        <w:t xml:space="preserve"> </w:t>
+      </w:r>
+      <w:r>
+        <w:fldChar w:fldCharType="begin"/>
+      </w:r>
+      <w:r>
+        <w:instrText xml:space="preserve"> </w:instrText>
+      </w:r>
+      <w:r>
+        <w:rPr>
+          <w:rFonts w:hint="eastAsia"/>
+        </w:rPr>
+        <w:instrText>STYLEREF 2 \s</w:instrText>
+      </w:r>
+      <w:r>
+        <w:instrText xml:space="preserve"> </w:instrText>
+      </w:r>
+      <w:r>
+        <w:fldChar w:fldCharType="separate"/>
+      </w:r>
+      <w:r>
+        <w:rPr>
           <w:noProof/>
         </w:rPr>
+        <w:t>5-3</w:t>
+      </w:r>
+      <w:r>
+        <w:fldChar w:fldCharType="end"/>
+      </w:r>
+      <w:r>
+        <w:noBreakHyphen/>
+      </w:r>
+      <w:r>
+        <w:fldChar w:fldCharType="begin"/>
+      </w:r>
+      <w:r>
+        <w:instrText xml:space="preserve"> </w:instrText>
+      </w:r>
+      <w:r>
+        <w:rPr>
+          <w:rFonts w:hint="eastAsia"/>
+        </w:rPr>
+        <w:instrText xml:space="preserve">SEQ </w:instrText>
+      </w:r>
+      <w:r>
+        <w:rPr>
+          <w:rFonts w:hint="eastAsia"/>
+        </w:rPr>
+        <w:instrText>圖</w:instrText>
+      </w:r>
+      <w:r>
+        <w:rPr>
+          <w:rFonts w:hint="eastAsia"/>
+        </w:rPr>
+        <w:instrText xml:space="preserve"> \* ARABIC \s 2</w:instrText>
+      </w:r>
+      <w:r>
+        <w:instrText xml:space="preserve"> </w:instrText>
+      </w:r>
+      <w:r>
+        <w:fldChar w:fldCharType="separate"/>
+      </w:r>
+      <w:r>
+        <w:rPr>
+          <w:noProof/>
+        </w:rPr>
+        <w:t>6</w:t>
+      </w:r>
+      <w:r>
+        <w:fldChar w:fldCharType="end"/>
+      </w:r>
+      <w:r>
+        <w:rPr>
+          <w:rFonts w:hint="eastAsia"/>
+        </w:rPr>
+        <w:t xml:space="preserve"> </w:t>
+      </w:r>
+      <w:r>
+        <w:rPr>
+          <w:rFonts w:hint="eastAsia"/>
+        </w:rPr>
+        <w:t>確認訂單</w:t>
+      </w:r>
+      <w:r>
+        <w:rPr>
+          <w:rFonts w:hint="eastAsia"/>
+        </w:rPr>
+        <w:t>之</w:t>
+      </w:r>
+      <w:r>
+        <w:rPr>
+          <w:rFonts w:hint="eastAsia"/>
+        </w:rPr>
+        <w:t>循序</w:t>
+      </w:r>
+      <w:r>
+        <w:rPr>
+          <w:rFonts w:hint="eastAsia"/>
+        </w:rPr>
+        <w:t>圖</w:t>
+      </w:r>
+      <w:bookmarkEnd w:id="1"/>
+    </w:p>
+    <w:p>
+      <w:pPr>
+        <w:jc w:val="center"/>
+      </w:pPr>
+      <w:r>
+        <w:rPr>
+          <w:rFonts w:hint="eastAsia"/>
+          <w:noProof/>
+        </w:rPr>
         <w:drawing>
-          <wp:anchor distT="0" distB="0" distL="114300" distR="114300" simplePos="0" relativeHeight="251659264" behindDoc="0" locked="0" layoutInCell="1" allowOverlap="1" wp14:anchorId="303D4FF4" wp14:editId="331D5B5C">
+          <wp:anchor distT="0" distB="0" distL="114300" distR="114300" simplePos="0" relativeHeight="251660288" behindDoc="0" locked="0" layoutInCell="1" allowOverlap="1" wp14:anchorId="0E27144B" wp14:editId="33F986EE">
             <wp:simplePos x="0" y="0"/>
             <wp:positionH relativeFrom="margin">
-              <wp:align>left</wp:align>
+              <wp:posOffset>338455</wp:posOffset>
             </wp:positionH>
             <wp:positionV relativeFrom="paragraph">
-              <wp:posOffset>51526</wp:posOffset>
+              <wp:posOffset>368935</wp:posOffset>
             </wp:positionV>
-            <wp:extent cx="5273040" cy="2968625"/>
-            <wp:effectExtent l="0" t="0" r="3810" b="3175"/>
+            <wp:extent cx="4595495" cy="2917190"/>
+            <wp:effectExtent l="0" t="0" r="0" b="0"/>
             <wp:wrapSquare wrapText="bothSides"/>
-            <wp:docPr id="2" name="圖片 2"/>
+            <wp:docPr id="3" name="圖片 3"/>
             <wp:cNvGraphicFramePr>
               <a:graphicFrameLocks xmlns:a="http://schemas.openxmlformats.org/drawingml/2006/main" noChangeAspect="1"/>
             </wp:cNvGraphicFramePr>
@@ -308,11 +425,11 @@
               <a:graphicData uri="http://schemas.openxmlformats.org/drawingml/2006/picture">
                 <pic:pic xmlns:pic="http://schemas.openxmlformats.org/drawingml/2006/picture">
                   <pic:nvPicPr>
-                    <pic:cNvPr id="2" name="圖片 2"/>
+                    <pic:cNvPr id="3" name="圖片 3"/>
                     <pic:cNvPicPr/>
                   </pic:nvPicPr>
                   <pic:blipFill>
-                    <a:blip r:embed="rId6">
+                    <a:blip r:embed="rId6" cstate="print">
                       <a:extLst>
                         <a:ext uri="{28A0092B-C50C-407E-A947-70E740481C1C}">
                           <a14:useLocalDpi xmlns:a14="http://schemas.microsoft.com/office/drawing/2010/main" val="0"/>
@@ -326,7 +443,7 @@
                   <pic:spPr>
                     <a:xfrm>
                       <a:off x="0" y="0"/>
-                      <a:ext cx="5273040" cy="2968625"/>
+                      <a:ext cx="4595495" cy="2917190"/>
                     </a:xfrm>
                     <a:prstGeom prst="rect">
                       <a:avLst/>
@@ -344,123 +461,6 @@
           </wp:anchor>
         </w:drawing>
       </w:r>
-      <w:r>
-        <w:rPr>
-          <w:rFonts w:hint="eastAsia"/>
-        </w:rPr>
-        <w:t>圖</w:t>
-      </w:r>
-      <w:r>
-        <w:rPr>
-          <w:rFonts w:hint="eastAsia"/>
-        </w:rPr>
-        <w:t xml:space="preserve"> </w:t>
-      </w:r>
-      <w:r>
-        <w:fldChar w:fldCharType="begin"/>
-      </w:r>
-      <w:r>
-        <w:instrText xml:space="preserve"> </w:instrText>
-      </w:r>
-      <w:r>
-        <w:rPr>
-          <w:rFonts w:hint="eastAsia"/>
-        </w:rPr>
-        <w:instrText>STYLEREF 2 \s</w:instrText>
-      </w:r>
-      <w:r>
-        <w:instrText xml:space="preserve"> </w:instrText>
-      </w:r>
-      <w:r>
-        <w:fldChar w:fldCharType="separate"/>
-      </w:r>
-      <w:r>
-        <w:rPr>
-          <w:noProof/>
-        </w:rPr>
-        <w:t>5-3</w:t>
-      </w:r>
-      <w:r>
-        <w:fldChar w:fldCharType="end"/>
-      </w:r>
-      <w:r>
-        <w:noBreakHyphen/>
-      </w:r>
-      <w:r>
-        <w:fldChar w:fldCharType="begin"/>
-      </w:r>
-      <w:r>
-        <w:instrText xml:space="preserve"> </w:instrText>
-      </w:r>
-      <w:r>
-        <w:rPr>
-          <w:rFonts w:hint="eastAsia"/>
-        </w:rPr>
-        <w:instrText xml:space="preserve">SEQ </w:instrText>
-      </w:r>
-      <w:r>
-        <w:rPr>
-          <w:rFonts w:hint="eastAsia"/>
-        </w:rPr>
-        <w:instrText>圖</w:instrText>
-      </w:r>
-      <w:r>
-        <w:rPr>
-          <w:rFonts w:hint="eastAsia"/>
-        </w:rPr>
-        <w:instrText xml:space="preserve"> \* ARABIC \s 2</w:instrText>
-      </w:r>
-      <w:r>
-        <w:instrText xml:space="preserve"> </w:instrText>
-      </w:r>
-      <w:r>
-        <w:fldChar w:fldCharType="separate"/>
-      </w:r>
-      <w:r>
-        <w:rPr>
-          <w:noProof/>
-        </w:rPr>
-        <w:t>6</w:t>
-      </w:r>
-      <w:r>
-        <w:fldChar w:fldCharType="end"/>
-      </w:r>
-      <w:r>
-        <w:rPr>
-          <w:rFonts w:hint="eastAsia"/>
-        </w:rPr>
-        <w:t xml:space="preserve"> </w:t>
-      </w:r>
-      <w:r>
-        <w:rPr>
-          <w:rFonts w:hint="eastAsia"/>
-        </w:rPr>
-        <w:t>確認訂單</w:t>
-      </w:r>
-      <w:r>
-        <w:rPr>
-          <w:rFonts w:hint="eastAsia"/>
-        </w:rPr>
-        <w:t>之</w:t>
-      </w:r>
-      <w:r>
-        <w:rPr>
-          <w:rFonts w:hint="eastAsia"/>
-        </w:rPr>
-        <w:t>循序</w:t>
-      </w:r>
-      <w:r>
-        <w:rPr>
-          <w:rFonts w:hint="eastAsia"/>
-        </w:rPr>
-        <w:t>圖</w:t>
-      </w:r>
-      <w:bookmarkEnd w:id="1"/>
-    </w:p>
-    <w:p>
-      <w:pPr>
-        <w:jc w:val="center"/>
-      </w:pPr>
     </w:p>
     <w:p>
       <w:pPr>
@@ -577,9 +577,6 @@
     <w:p>
       <w:pPr>
         <w:jc w:val="center"/>
-        <w:rPr>
-          <w:rFonts w:hint="eastAsia"/>
-        </w:rPr>
       </w:pPr>
     </w:p>
     <w:sectPr>
@@ -1197,6 +1194,7 @@
   <w:style w:type="character" w:default="1" w:styleId="a0">
     <w:name w:val="Default Paragraph Font"/>
     <w:uiPriority w:val="1"/>
+    <w:semiHidden/>
     <w:unhideWhenUsed/>
   </w:style>
   <w:style w:type="table" w:default="1" w:styleId="a1">

--- a/documents/6-1循序圖-連卉媗.docx
+++ b/documents/6-1循序圖-連卉媗.docx
@@ -4,26 +4,17 @@
   <w:body>
     <w:p>
       <w:pPr>
-        <w:pStyle w:val="ae"/>
-      </w:pPr>
-      <w:bookmarkStart w:id="0" w:name="_Toc228622782"/>
+        <w:jc w:val="center"/>
+      </w:pPr>
       <w:r>
         <w:rPr>
           <w:noProof/>
         </w:rPr>
         <w:drawing>
-          <wp:anchor distT="0" distB="0" distL="114300" distR="114300" simplePos="0" relativeHeight="251658240" behindDoc="0" locked="0" layoutInCell="1" allowOverlap="1" wp14:anchorId="3F67CC7D" wp14:editId="208AC438">
-            <wp:simplePos x="0" y="0"/>
-            <wp:positionH relativeFrom="column">
-              <wp:posOffset>66040</wp:posOffset>
-            </wp:positionH>
-            <wp:positionV relativeFrom="paragraph">
-              <wp:posOffset>86360</wp:posOffset>
-            </wp:positionV>
-            <wp:extent cx="5188585" cy="4975860"/>
-            <wp:effectExtent l="0" t="0" r="0" b="0"/>
-            <wp:wrapSquare wrapText="bothSides"/>
-            <wp:docPr id="1" name="圖片 1"/>
+          <wp:inline distT="0" distB="0" distL="0" distR="0" wp14:anchorId="39D0218A" wp14:editId="5DE484A5">
+            <wp:extent cx="5274309" cy="5115513"/>
+            <wp:effectExtent l="0" t="0" r="3175" b="0"/>
+            <wp:docPr id="4" name="圖片 4"/>
             <wp:cNvGraphicFramePr>
               <a:graphicFrameLocks xmlns:a="http://schemas.openxmlformats.org/drawingml/2006/main" noChangeAspect="1"/>
             </wp:cNvGraphicFramePr>
@@ -31,401 +22,7 @@
               <a:graphicData uri="http://schemas.openxmlformats.org/drawingml/2006/picture">
                 <pic:pic xmlns:pic="http://schemas.openxmlformats.org/drawingml/2006/picture">
                   <pic:nvPicPr>
-                    <pic:cNvPr id="1" name="圖片 1"/>
-                    <pic:cNvPicPr/>
-                  </pic:nvPicPr>
-                  <pic:blipFill>
-                    <a:blip r:embed="rId4">
-                      <a:extLst>
-                        <a:ext uri="{28A0092B-C50C-407E-A947-70E740481C1C}">
-                          <a14:useLocalDpi xmlns:a14="http://schemas.microsoft.com/office/drawing/2010/main" val="0"/>
-                        </a:ext>
-                      </a:extLst>
-                    </a:blip>
-                    <a:stretch>
-                      <a:fillRect/>
-                    </a:stretch>
-                  </pic:blipFill>
-                  <pic:spPr>
-                    <a:xfrm>
-                      <a:off x="0" y="0"/>
-                      <a:ext cx="5188585" cy="4975860"/>
-                    </a:xfrm>
-                    <a:prstGeom prst="rect">
-                      <a:avLst/>
-                    </a:prstGeom>
-                  </pic:spPr>
-                </pic:pic>
-              </a:graphicData>
-            </a:graphic>
-            <wp14:sizeRelH relativeFrom="margin">
-              <wp14:pctWidth>0</wp14:pctWidth>
-            </wp14:sizeRelH>
-          </wp:anchor>
-        </w:drawing>
-      </w:r>
-      <w:r>
-        <w:rPr>
-          <w:rFonts w:hint="eastAsia"/>
-        </w:rPr>
-        <w:t>圖</w:t>
-      </w:r>
-      <w:r>
-        <w:rPr>
-          <w:rFonts w:hint="eastAsia"/>
-        </w:rPr>
-        <w:t xml:space="preserve"> </w:t>
-      </w:r>
-      <w:r>
-        <w:fldChar w:fldCharType="begin"/>
-      </w:r>
-      <w:r>
-        <w:instrText xml:space="preserve"> </w:instrText>
-      </w:r>
-      <w:r>
-        <w:rPr>
-          <w:rFonts w:hint="eastAsia"/>
-        </w:rPr>
-        <w:instrText>STYLEREF 2 \s</w:instrText>
-      </w:r>
-      <w:r>
-        <w:instrText xml:space="preserve"> </w:instrText>
-      </w:r>
-      <w:r>
-        <w:fldChar w:fldCharType="separate"/>
-      </w:r>
-      <w:r>
-        <w:rPr>
-          <w:noProof/>
-        </w:rPr>
-        <w:t>5-3</w:t>
-      </w:r>
-      <w:r>
-        <w:fldChar w:fldCharType="end"/>
-      </w:r>
-      <w:r>
-        <w:noBreakHyphen/>
-      </w:r>
-      <w:r>
-        <w:fldChar w:fldCharType="begin"/>
-      </w:r>
-      <w:r>
-        <w:instrText xml:space="preserve"> </w:instrText>
-      </w:r>
-      <w:r>
-        <w:rPr>
-          <w:rFonts w:hint="eastAsia"/>
-        </w:rPr>
-        <w:instrText xml:space="preserve">SEQ </w:instrText>
-      </w:r>
-      <w:r>
-        <w:rPr>
-          <w:rFonts w:hint="eastAsia"/>
-        </w:rPr>
-        <w:instrText>圖</w:instrText>
-      </w:r>
-      <w:r>
-        <w:rPr>
-          <w:rFonts w:hint="eastAsia"/>
-        </w:rPr>
-        <w:instrText xml:space="preserve"> \* ARABIC \s 2</w:instrText>
-      </w:r>
-      <w:r>
-        <w:instrText xml:space="preserve"> </w:instrText>
-      </w:r>
-      <w:r>
-        <w:fldChar w:fldCharType="separate"/>
-      </w:r>
-      <w:r>
-        <w:rPr>
-          <w:noProof/>
-        </w:rPr>
-        <w:t>3</w:t>
-      </w:r>
-      <w:r>
-        <w:fldChar w:fldCharType="end"/>
-      </w:r>
-      <w:r>
-        <w:rPr>
-          <w:rFonts w:hint="eastAsia"/>
-        </w:rPr>
-        <w:t xml:space="preserve"> </w:t>
-      </w:r>
-      <w:r>
-        <w:rPr>
-          <w:rFonts w:hint="eastAsia"/>
-        </w:rPr>
-        <w:t>取消販售書籍</w:t>
-      </w:r>
-      <w:r>
-        <w:rPr>
-          <w:rFonts w:hint="eastAsia"/>
-        </w:rPr>
-        <w:t>之</w:t>
-      </w:r>
-      <w:bookmarkEnd w:id="0"/>
-      <w:r>
-        <w:rPr>
-          <w:rFonts w:hint="eastAsia"/>
-        </w:rPr>
-        <w:t>循序圖</w:t>
-      </w:r>
-    </w:p>
-    <w:p>
-      <w:pPr>
-        <w:jc w:val="center"/>
-      </w:pPr>
-    </w:p>
-    <w:p>
-      <w:pPr>
-        <w:jc w:val="center"/>
-      </w:pPr>
-    </w:p>
-    <w:p>
-      <w:pPr>
-        <w:jc w:val="center"/>
-      </w:pPr>
-    </w:p>
-    <w:p>
-      <w:pPr>
-        <w:jc w:val="center"/>
-      </w:pPr>
-    </w:p>
-    <w:p>
-      <w:pPr>
-        <w:jc w:val="center"/>
-      </w:pPr>
-    </w:p>
-    <w:p>
-      <w:pPr>
-        <w:jc w:val="center"/>
-      </w:pPr>
-    </w:p>
-    <w:p>
-      <w:pPr>
-        <w:jc w:val="center"/>
-      </w:pPr>
-    </w:p>
-    <w:p>
-      <w:pPr>
-        <w:jc w:val="center"/>
-      </w:pPr>
-    </w:p>
-    <w:p>
-      <w:pPr>
-        <w:jc w:val="center"/>
-      </w:pPr>
-    </w:p>
-    <w:p>
-      <w:pPr>
-        <w:pStyle w:val="ae"/>
-      </w:pPr>
-      <w:bookmarkStart w:id="1" w:name="_Toc228622785"/>
-      <w:r>
-        <w:rPr>
-          <w:rFonts w:hint="eastAsia"/>
-          <w:noProof/>
-        </w:rPr>
-        <w:lastRenderedPageBreak/>
-        <w:drawing>
-          <wp:anchor distT="0" distB="0" distL="114300" distR="114300" simplePos="0" relativeHeight="251659264" behindDoc="0" locked="0" layoutInCell="1" allowOverlap="1" wp14:anchorId="303D4FF4" wp14:editId="06BA384C">
-            <wp:simplePos x="0" y="0"/>
-            <wp:positionH relativeFrom="margin">
-              <wp:posOffset>286385</wp:posOffset>
-            </wp:positionH>
-            <wp:positionV relativeFrom="paragraph">
-              <wp:posOffset>50165</wp:posOffset>
-            </wp:positionV>
-            <wp:extent cx="4699000" cy="2968625"/>
-            <wp:effectExtent l="0" t="0" r="6350" b="3175"/>
-            <wp:wrapSquare wrapText="bothSides"/>
-            <wp:docPr id="2" name="圖片 2"/>
-            <wp:cNvGraphicFramePr>
-              <a:graphicFrameLocks xmlns:a="http://schemas.openxmlformats.org/drawingml/2006/main" noChangeAspect="1"/>
-            </wp:cNvGraphicFramePr>
-            <a:graphic xmlns:a="http://schemas.openxmlformats.org/drawingml/2006/main">
-              <a:graphicData uri="http://schemas.openxmlformats.org/drawingml/2006/picture">
-                <pic:pic xmlns:pic="http://schemas.openxmlformats.org/drawingml/2006/picture">
-                  <pic:nvPicPr>
-                    <pic:cNvPr id="2" name="圖片 2"/>
-                    <pic:cNvPicPr/>
-                  </pic:nvPicPr>
-                  <pic:blipFill>
-                    <a:blip r:embed="rId5" cstate="print">
-                      <a:extLst>
-                        <a:ext uri="{28A0092B-C50C-407E-A947-70E740481C1C}">
-                          <a14:useLocalDpi xmlns:a14="http://schemas.microsoft.com/office/drawing/2010/main" val="0"/>
-                        </a:ext>
-                      </a:extLst>
-                    </a:blip>
-                    <a:stretch>
-                      <a:fillRect/>
-                    </a:stretch>
-                  </pic:blipFill>
-                  <pic:spPr>
-                    <a:xfrm>
-                      <a:off x="0" y="0"/>
-                      <a:ext cx="4699000" cy="2968625"/>
-                    </a:xfrm>
-                    <a:prstGeom prst="rect">
-                      <a:avLst/>
-                    </a:prstGeom>
-                  </pic:spPr>
-                </pic:pic>
-              </a:graphicData>
-            </a:graphic>
-            <wp14:sizeRelH relativeFrom="margin">
-              <wp14:pctWidth>0</wp14:pctWidth>
-            </wp14:sizeRelH>
-            <wp14:sizeRelV relativeFrom="margin">
-              <wp14:pctHeight>0</wp14:pctHeight>
-            </wp14:sizeRelV>
-          </wp:anchor>
-        </w:drawing>
-      </w:r>
-      <w:r>
-        <w:rPr>
-          <w:rFonts w:hint="eastAsia"/>
-        </w:rPr>
-        <w:t>圖</w:t>
-      </w:r>
-      <w:r>
-        <w:rPr>
-          <w:rFonts w:hint="eastAsia"/>
-        </w:rPr>
-        <w:t xml:space="preserve"> </w:t>
-      </w:r>
-      <w:r>
-        <w:fldChar w:fldCharType="begin"/>
-      </w:r>
-      <w:r>
-        <w:instrText xml:space="preserve"> </w:instrText>
-      </w:r>
-      <w:r>
-        <w:rPr>
-          <w:rFonts w:hint="eastAsia"/>
-        </w:rPr>
-        <w:instrText>STYLEREF 2 \s</w:instrText>
-      </w:r>
-      <w:r>
-        <w:instrText xml:space="preserve"> </w:instrText>
-      </w:r>
-      <w:r>
-        <w:fldChar w:fldCharType="separate"/>
-      </w:r>
-      <w:r>
-        <w:rPr>
-          <w:noProof/>
-        </w:rPr>
-        <w:t>5-3</w:t>
-      </w:r>
-      <w:r>
-        <w:fldChar w:fldCharType="end"/>
-      </w:r>
-      <w:r>
-        <w:noBreakHyphen/>
-      </w:r>
-      <w:r>
-        <w:fldChar w:fldCharType="begin"/>
-      </w:r>
-      <w:r>
-        <w:instrText xml:space="preserve"> </w:instrText>
-      </w:r>
-      <w:r>
-        <w:rPr>
-          <w:rFonts w:hint="eastAsia"/>
-        </w:rPr>
-        <w:instrText xml:space="preserve">SEQ </w:instrText>
-      </w:r>
-      <w:r>
-        <w:rPr>
-          <w:rFonts w:hint="eastAsia"/>
-        </w:rPr>
-        <w:instrText>圖</w:instrText>
-      </w:r>
-      <w:r>
-        <w:rPr>
-          <w:rFonts w:hint="eastAsia"/>
-        </w:rPr>
-        <w:instrText xml:space="preserve"> \* ARABIC \s 2</w:instrText>
-      </w:r>
-      <w:r>
-        <w:instrText xml:space="preserve"> </w:instrText>
-      </w:r>
-      <w:r>
-        <w:fldChar w:fldCharType="separate"/>
-      </w:r>
-      <w:r>
-        <w:rPr>
-          <w:noProof/>
-        </w:rPr>
-        <w:t>6</w:t>
-      </w:r>
-      <w:r>
-        <w:fldChar w:fldCharType="end"/>
-      </w:r>
-      <w:r>
-        <w:rPr>
-          <w:rFonts w:hint="eastAsia"/>
-        </w:rPr>
-        <w:t xml:space="preserve"> </w:t>
-      </w:r>
-      <w:r>
-        <w:rPr>
-          <w:rFonts w:hint="eastAsia"/>
-        </w:rPr>
-        <w:t>確認訂單</w:t>
-      </w:r>
-      <w:r>
-        <w:rPr>
-          <w:rFonts w:hint="eastAsia"/>
-        </w:rPr>
-        <w:t>之</w:t>
-      </w:r>
-      <w:r>
-        <w:rPr>
-          <w:rFonts w:hint="eastAsia"/>
-        </w:rPr>
-        <w:t>循序</w:t>
-      </w:r>
-      <w:r>
-        <w:rPr>
-          <w:rFonts w:hint="eastAsia"/>
-        </w:rPr>
-        <w:t>圖</w:t>
-      </w:r>
-      <w:bookmarkEnd w:id="1"/>
-    </w:p>
-    <w:p>
-      <w:pPr>
-        <w:jc w:val="center"/>
-      </w:pPr>
-      <w:r>
-        <w:rPr>
-          <w:rFonts w:hint="eastAsia"/>
-          <w:noProof/>
-        </w:rPr>
-        <w:drawing>
-          <wp:anchor distT="0" distB="0" distL="114300" distR="114300" simplePos="0" relativeHeight="251660288" behindDoc="0" locked="0" layoutInCell="1" allowOverlap="1" wp14:anchorId="0E27144B" wp14:editId="33F986EE">
-            <wp:simplePos x="0" y="0"/>
-            <wp:positionH relativeFrom="margin">
-              <wp:posOffset>338455</wp:posOffset>
-            </wp:positionH>
-            <wp:positionV relativeFrom="paragraph">
-              <wp:posOffset>368935</wp:posOffset>
-            </wp:positionV>
-            <wp:extent cx="4595495" cy="2917190"/>
-            <wp:effectExtent l="0" t="0" r="0" b="0"/>
-            <wp:wrapSquare wrapText="bothSides"/>
-            <wp:docPr id="3" name="圖片 3"/>
-            <wp:cNvGraphicFramePr>
-              <a:graphicFrameLocks xmlns:a="http://schemas.openxmlformats.org/drawingml/2006/main" noChangeAspect="1"/>
-            </wp:cNvGraphicFramePr>
-            <a:graphic xmlns:a="http://schemas.openxmlformats.org/drawingml/2006/main">
-              <a:graphicData uri="http://schemas.openxmlformats.org/drawingml/2006/picture">
-                <pic:pic xmlns:pic="http://schemas.openxmlformats.org/drawingml/2006/picture">
-                  <pic:nvPicPr>
-                    <pic:cNvPr id="3" name="圖片 3"/>
+                    <pic:cNvPr id="4" name="圖片 4"/>
                     <pic:cNvPicPr/>
                   </pic:nvPicPr>
                   <pic:blipFill>
@@ -443,7 +40,1025 @@
                   <pic:spPr>
                     <a:xfrm>
                       <a:off x="0" y="0"/>
-                      <a:ext cx="4595495" cy="2917190"/>
+                      <a:ext cx="5274309" cy="5115513"/>
+                    </a:xfrm>
+                    <a:prstGeom prst="rect">
+                      <a:avLst/>
+                    </a:prstGeom>
+                  </pic:spPr>
+                </pic:pic>
+              </a:graphicData>
+            </a:graphic>
+          </wp:inline>
+        </w:drawing>
+      </w:r>
+    </w:p>
+    <w:p>
+      <w:pPr>
+        <w:pStyle w:val="ae"/>
+        <w:spacing w:before="0"/>
+      </w:pPr>
+      <w:bookmarkStart w:id="0" w:name="_Toc228711367"/>
+      <w:r>
+        <w:rPr>
+          <w:rFonts w:hint="eastAsia"/>
+        </w:rPr>
+        <w:t>圖</w:t>
+      </w:r>
+      <w:r>
+        <w:rPr>
+          <w:rFonts w:hint="eastAsia"/>
+        </w:rPr>
+        <w:t xml:space="preserve"> </w:t>
+      </w:r>
+      <w:r>
+        <w:fldChar w:fldCharType="begin"/>
+      </w:r>
+      <w:r>
+        <w:instrText xml:space="preserve"> </w:instrText>
+      </w:r>
+      <w:r>
+        <w:rPr>
+          <w:rFonts w:hint="eastAsia"/>
+        </w:rPr>
+        <w:instrText>STYLEREF 2 \s</w:instrText>
+      </w:r>
+      <w:r>
+        <w:instrText xml:space="preserve"> </w:instrText>
+      </w:r>
+      <w:r>
+        <w:fldChar w:fldCharType="separate"/>
+      </w:r>
+      <w:r>
+        <w:rPr>
+          <w:noProof/>
+        </w:rPr>
+        <w:t>5-3</w:t>
+      </w:r>
+      <w:r>
+        <w:fldChar w:fldCharType="end"/>
+      </w:r>
+      <w:r>
+        <w:noBreakHyphen/>
+      </w:r>
+      <w:r>
+        <w:fldChar w:fldCharType="begin"/>
+      </w:r>
+      <w:r>
+        <w:instrText xml:space="preserve"> </w:instrText>
+      </w:r>
+      <w:r>
+        <w:rPr>
+          <w:rFonts w:hint="eastAsia"/>
+        </w:rPr>
+        <w:instrText xml:space="preserve">SEQ </w:instrText>
+      </w:r>
+      <w:r>
+        <w:rPr>
+          <w:rFonts w:hint="eastAsia"/>
+        </w:rPr>
+        <w:instrText>圖</w:instrText>
+      </w:r>
+      <w:r>
+        <w:rPr>
+          <w:rFonts w:hint="eastAsia"/>
+        </w:rPr>
+        <w:instrText xml:space="preserve"> \* ARABIC \s 2</w:instrText>
+      </w:r>
+      <w:r>
+        <w:instrText xml:space="preserve"> </w:instrText>
+      </w:r>
+      <w:r>
+        <w:fldChar w:fldCharType="separate"/>
+      </w:r>
+      <w:r>
+        <w:rPr>
+          <w:noProof/>
+        </w:rPr>
+        <w:t>1</w:t>
+      </w:r>
+      <w:r>
+        <w:fldChar w:fldCharType="end"/>
+      </w:r>
+      <w:r>
+        <w:rPr>
+          <w:rFonts w:hint="eastAsia"/>
+        </w:rPr>
+        <w:t xml:space="preserve"> </w:t>
+      </w:r>
+      <w:r>
+        <w:rPr>
+          <w:rFonts w:hint="eastAsia"/>
+        </w:rPr>
+        <w:t>上架書籍</w:t>
+      </w:r>
+      <w:r>
+        <w:rPr>
+          <w:rFonts w:hint="eastAsia"/>
+        </w:rPr>
+        <w:t>之</w:t>
+      </w:r>
+      <w:r>
+        <w:rPr>
+          <w:rFonts w:hint="eastAsia"/>
+        </w:rPr>
+        <w:t>循序</w:t>
+      </w:r>
+      <w:r>
+        <w:rPr>
+          <w:rFonts w:hint="eastAsia"/>
+        </w:rPr>
+        <w:t>圖</w:t>
+      </w:r>
+      <w:bookmarkEnd w:id="0"/>
+    </w:p>
+    <w:p>
+      <w:pPr>
+        <w:jc w:val="center"/>
+      </w:pPr>
+    </w:p>
+    <w:p>
+      <w:pPr>
+        <w:jc w:val="center"/>
+      </w:pPr>
+    </w:p>
+    <w:p>
+      <w:pPr>
+        <w:jc w:val="center"/>
+      </w:pPr>
+    </w:p>
+    <w:p>
+      <w:pPr>
+        <w:jc w:val="center"/>
+      </w:pPr>
+    </w:p>
+    <w:p>
+      <w:pPr>
+        <w:jc w:val="center"/>
+      </w:pPr>
+    </w:p>
+    <w:p>
+      <w:pPr>
+        <w:jc w:val="center"/>
+      </w:pPr>
+    </w:p>
+    <w:p>
+      <w:pPr>
+        <w:jc w:val="center"/>
+      </w:pPr>
+    </w:p>
+    <w:p>
+      <w:pPr>
+        <w:jc w:val="center"/>
+      </w:pPr>
+    </w:p>
+    <w:p>
+      <w:pPr>
+        <w:jc w:val="center"/>
+      </w:pPr>
+    </w:p>
+    <w:p>
+      <w:pPr>
+        <w:pStyle w:val="ae"/>
+      </w:pPr>
+      <w:bookmarkStart w:id="1" w:name="_Toc228711368"/>
+      <w:r>
+        <w:rPr>
+          <w:noProof/>
+        </w:rPr>
+        <w:lastRenderedPageBreak/>
+        <w:drawing>
+          <wp:anchor distT="0" distB="0" distL="114300" distR="114300" simplePos="0" relativeHeight="251663360" behindDoc="0" locked="0" layoutInCell="1" allowOverlap="1" wp14:anchorId="4A988C13" wp14:editId="37FD1555">
+            <wp:simplePos x="0" y="0"/>
+            <wp:positionH relativeFrom="margin">
+              <wp:align>right</wp:align>
+            </wp:positionH>
+            <wp:positionV relativeFrom="paragraph">
+              <wp:posOffset>2100</wp:posOffset>
+            </wp:positionV>
+            <wp:extent cx="5273675" cy="6583680"/>
+            <wp:effectExtent l="0" t="0" r="3175" b="7620"/>
+            <wp:wrapSquare wrapText="bothSides"/>
+            <wp:docPr id="5" name="圖片 5"/>
+            <wp:cNvGraphicFramePr>
+              <a:graphicFrameLocks xmlns:a="http://schemas.openxmlformats.org/drawingml/2006/main" noChangeAspect="1"/>
+            </wp:cNvGraphicFramePr>
+            <a:graphic xmlns:a="http://schemas.openxmlformats.org/drawingml/2006/main">
+              <a:graphicData uri="http://schemas.openxmlformats.org/drawingml/2006/picture">
+                <pic:pic xmlns:pic="http://schemas.openxmlformats.org/drawingml/2006/picture">
+                  <pic:nvPicPr>
+                    <pic:cNvPr id="5" name="圖片 5"/>
+                    <pic:cNvPicPr/>
+                  </pic:nvPicPr>
+                  <pic:blipFill>
+                    <a:blip r:embed="rId7">
+                      <a:extLst>
+                        <a:ext uri="{28A0092B-C50C-407E-A947-70E740481C1C}">
+                          <a14:useLocalDpi xmlns:a14="http://schemas.microsoft.com/office/drawing/2010/main" val="0"/>
+                        </a:ext>
+                      </a:extLst>
+                    </a:blip>
+                    <a:stretch>
+                      <a:fillRect/>
+                    </a:stretch>
+                  </pic:blipFill>
+                  <pic:spPr>
+                    <a:xfrm>
+                      <a:off x="0" y="0"/>
+                      <a:ext cx="5274218" cy="6583680"/>
+                    </a:xfrm>
+                    <a:prstGeom prst="rect">
+                      <a:avLst/>
+                    </a:prstGeom>
+                  </pic:spPr>
+                </pic:pic>
+              </a:graphicData>
+            </a:graphic>
+          </wp:anchor>
+        </w:drawing>
+      </w:r>
+      <w:r>
+        <w:rPr>
+          <w:rFonts w:hint="eastAsia"/>
+        </w:rPr>
+        <w:t>圖</w:t>
+      </w:r>
+      <w:r>
+        <w:rPr>
+          <w:rFonts w:hint="eastAsia"/>
+        </w:rPr>
+        <w:t xml:space="preserve"> </w:t>
+      </w:r>
+      <w:r>
+        <w:fldChar w:fldCharType="begin"/>
+      </w:r>
+      <w:r>
+        <w:instrText xml:space="preserve"> </w:instrText>
+      </w:r>
+      <w:r>
+        <w:rPr>
+          <w:rFonts w:hint="eastAsia"/>
+        </w:rPr>
+        <w:instrText>STYLEREF 2 \s</w:instrText>
+      </w:r>
+      <w:r>
+        <w:instrText xml:space="preserve"> </w:instrText>
+      </w:r>
+      <w:r>
+        <w:fldChar w:fldCharType="separate"/>
+      </w:r>
+      <w:r>
+        <w:rPr>
+          <w:noProof/>
+        </w:rPr>
+        <w:t>5-3</w:t>
+      </w:r>
+      <w:r>
+        <w:fldChar w:fldCharType="end"/>
+      </w:r>
+      <w:r>
+        <w:noBreakHyphen/>
+      </w:r>
+      <w:r>
+        <w:fldChar w:fldCharType="begin"/>
+      </w:r>
+      <w:r>
+        <w:instrText xml:space="preserve"> </w:instrText>
+      </w:r>
+      <w:r>
+        <w:rPr>
+          <w:rFonts w:hint="eastAsia"/>
+        </w:rPr>
+        <w:instrText xml:space="preserve">SEQ </w:instrText>
+      </w:r>
+      <w:r>
+        <w:rPr>
+          <w:rFonts w:hint="eastAsia"/>
+        </w:rPr>
+        <w:instrText>圖</w:instrText>
+      </w:r>
+      <w:r>
+        <w:rPr>
+          <w:rFonts w:hint="eastAsia"/>
+        </w:rPr>
+        <w:instrText xml:space="preserve"> \* ARABIC \s 2</w:instrText>
+      </w:r>
+      <w:r>
+        <w:instrText xml:space="preserve"> </w:instrText>
+      </w:r>
+      <w:r>
+        <w:fldChar w:fldCharType="separate"/>
+      </w:r>
+      <w:r>
+        <w:rPr>
+          <w:noProof/>
+        </w:rPr>
+        <w:t>2</w:t>
+      </w:r>
+      <w:r>
+        <w:fldChar w:fldCharType="end"/>
+      </w:r>
+      <w:r>
+        <w:rPr>
+          <w:rFonts w:hint="eastAsia"/>
+        </w:rPr>
+        <w:t xml:space="preserve"> </w:t>
+      </w:r>
+      <w:r>
+        <w:rPr>
+          <w:rFonts w:hint="eastAsia"/>
+        </w:rPr>
+        <w:t>編輯書籍</w:t>
+      </w:r>
+      <w:r>
+        <w:rPr>
+          <w:rFonts w:hint="eastAsia"/>
+        </w:rPr>
+        <w:t>之</w:t>
+      </w:r>
+      <w:r>
+        <w:rPr>
+          <w:rFonts w:hint="eastAsia"/>
+        </w:rPr>
+        <w:t>循序</w:t>
+      </w:r>
+      <w:r>
+        <w:rPr>
+          <w:rFonts w:hint="eastAsia"/>
+        </w:rPr>
+        <w:t>圖</w:t>
+      </w:r>
+      <w:bookmarkEnd w:id="1"/>
+    </w:p>
+    <w:p/>
+    <w:p/>
+    <w:p/>
+    <w:p/>
+    <w:p/>
+    <w:p>
+      <w:r>
+        <w:rPr>
+          <w:noProof/>
+        </w:rPr>
+        <w:lastRenderedPageBreak/>
+        <w:drawing>
+          <wp:anchor distT="0" distB="0" distL="114300" distR="114300" simplePos="0" relativeHeight="251662336" behindDoc="0" locked="0" layoutInCell="1" allowOverlap="1" wp14:anchorId="547C85F6" wp14:editId="3CEC42DC">
+            <wp:simplePos x="0" y="0"/>
+            <wp:positionH relativeFrom="column">
+              <wp:posOffset>69215</wp:posOffset>
+            </wp:positionH>
+            <wp:positionV relativeFrom="paragraph">
+              <wp:posOffset>450215</wp:posOffset>
+            </wp:positionV>
+            <wp:extent cx="5187950" cy="4975860"/>
+            <wp:effectExtent l="0" t="0" r="0" b="0"/>
+            <wp:wrapSquare wrapText="bothSides"/>
+            <wp:docPr id="1" name="圖片 1"/>
+            <wp:cNvGraphicFramePr>
+              <a:graphicFrameLocks xmlns:a="http://schemas.openxmlformats.org/drawingml/2006/main" noChangeAspect="1"/>
+            </wp:cNvGraphicFramePr>
+            <a:graphic xmlns:a="http://schemas.openxmlformats.org/drawingml/2006/main">
+              <a:graphicData uri="http://schemas.openxmlformats.org/drawingml/2006/picture">
+                <pic:pic xmlns:pic="http://schemas.openxmlformats.org/drawingml/2006/picture">
+                  <pic:nvPicPr>
+                    <pic:cNvPr id="1" name="圖片 1"/>
+                    <pic:cNvPicPr/>
+                  </pic:nvPicPr>
+                  <pic:blipFill>
+                    <a:blip r:embed="rId8">
+                      <a:extLst>
+                        <a:ext uri="{28A0092B-C50C-407E-A947-70E740481C1C}">
+                          <a14:useLocalDpi xmlns:a14="http://schemas.microsoft.com/office/drawing/2010/main" val="0"/>
+                        </a:ext>
+                      </a:extLst>
+                    </a:blip>
+                    <a:stretch>
+                      <a:fillRect/>
+                    </a:stretch>
+                  </pic:blipFill>
+                  <pic:spPr>
+                    <a:xfrm>
+                      <a:off x="0" y="0"/>
+                      <a:ext cx="5187950" cy="4975860"/>
+                    </a:xfrm>
+                    <a:prstGeom prst="rect">
+                      <a:avLst/>
+                    </a:prstGeom>
+                  </pic:spPr>
+                </pic:pic>
+              </a:graphicData>
+            </a:graphic>
+            <wp14:sizeRelH relativeFrom="margin">
+              <wp14:pctWidth>0</wp14:pctWidth>
+            </wp14:sizeRelH>
+          </wp:anchor>
+        </w:drawing>
+      </w:r>
+    </w:p>
+    <w:p>
+      <w:pPr>
+        <w:pStyle w:val="ae"/>
+      </w:pPr>
+      <w:bookmarkStart w:id="2" w:name="_Toc228622782"/>
+      <w:r>
+        <w:rPr>
+          <w:rFonts w:hint="eastAsia"/>
+        </w:rPr>
+        <w:t>圖</w:t>
+      </w:r>
+      <w:r>
+        <w:rPr>
+          <w:rFonts w:hint="eastAsia"/>
+        </w:rPr>
+        <w:t xml:space="preserve"> </w:t>
+      </w:r>
+      <w:r>
+        <w:fldChar w:fldCharType="begin"/>
+      </w:r>
+      <w:r>
+        <w:instrText xml:space="preserve"> </w:instrText>
+      </w:r>
+      <w:r>
+        <w:rPr>
+          <w:rFonts w:hint="eastAsia"/>
+        </w:rPr>
+        <w:instrText>STYLEREF 2 \s</w:instrText>
+      </w:r>
+      <w:r>
+        <w:instrText xml:space="preserve"> </w:instrText>
+      </w:r>
+      <w:r>
+        <w:fldChar w:fldCharType="separate"/>
+      </w:r>
+      <w:r>
+        <w:rPr>
+          <w:noProof/>
+        </w:rPr>
+        <w:t>5-3</w:t>
+      </w:r>
+      <w:r>
+        <w:fldChar w:fldCharType="end"/>
+      </w:r>
+      <w:r>
+        <w:noBreakHyphen/>
+      </w:r>
+      <w:r>
+        <w:fldChar w:fldCharType="begin"/>
+      </w:r>
+      <w:r>
+        <w:instrText xml:space="preserve"> </w:instrText>
+      </w:r>
+      <w:r>
+        <w:rPr>
+          <w:rFonts w:hint="eastAsia"/>
+        </w:rPr>
+        <w:instrText xml:space="preserve">SEQ </w:instrText>
+      </w:r>
+      <w:r>
+        <w:rPr>
+          <w:rFonts w:hint="eastAsia"/>
+        </w:rPr>
+        <w:instrText>圖</w:instrText>
+      </w:r>
+      <w:r>
+        <w:rPr>
+          <w:rFonts w:hint="eastAsia"/>
+        </w:rPr>
+        <w:instrText xml:space="preserve"> \* ARABIC \s 2</w:instrText>
+      </w:r>
+      <w:r>
+        <w:instrText xml:space="preserve"> </w:instrText>
+      </w:r>
+      <w:r>
+        <w:fldChar w:fldCharType="separate"/>
+      </w:r>
+      <w:r>
+        <w:rPr>
+          <w:noProof/>
+        </w:rPr>
+        <w:t>3</w:t>
+      </w:r>
+      <w:r>
+        <w:fldChar w:fldCharType="end"/>
+      </w:r>
+      <w:r>
+        <w:rPr>
+          <w:rFonts w:hint="eastAsia"/>
+        </w:rPr>
+        <w:t xml:space="preserve"> </w:t>
+      </w:r>
+      <w:r>
+        <w:rPr>
+          <w:rFonts w:hint="eastAsia"/>
+        </w:rPr>
+        <w:t>取消販售書籍</w:t>
+      </w:r>
+      <w:r>
+        <w:rPr>
+          <w:rFonts w:hint="eastAsia"/>
+        </w:rPr>
+        <w:t>之</w:t>
+      </w:r>
+      <w:bookmarkEnd w:id="2"/>
+      <w:r>
+        <w:rPr>
+          <w:rFonts w:hint="eastAsia"/>
+        </w:rPr>
+        <w:t>循序圖</w:t>
+      </w:r>
+    </w:p>
+    <w:p>
+      <w:pPr>
+        <w:jc w:val="center"/>
+      </w:pPr>
+    </w:p>
+    <w:p>
+      <w:pPr>
+        <w:jc w:val="center"/>
+      </w:pPr>
+    </w:p>
+    <w:p>
+      <w:pPr>
+        <w:jc w:val="center"/>
+      </w:pPr>
+    </w:p>
+    <w:p>
+      <w:pPr>
+        <w:jc w:val="center"/>
+      </w:pPr>
+    </w:p>
+    <w:p>
+      <w:pPr>
+        <w:jc w:val="center"/>
+      </w:pPr>
+    </w:p>
+    <w:p>
+      <w:pPr>
+        <w:jc w:val="center"/>
+      </w:pPr>
+    </w:p>
+    <w:p>
+      <w:pPr>
+        <w:jc w:val="center"/>
+      </w:pPr>
+    </w:p>
+    <w:p>
+      <w:pPr>
+        <w:jc w:val="center"/>
+      </w:pPr>
+    </w:p>
+    <w:p>
+      <w:pPr>
+        <w:jc w:val="center"/>
+      </w:pPr>
+      <w:r>
+        <w:rPr>
+          <w:noProof/>
+        </w:rPr>
+        <w:lastRenderedPageBreak/>
+        <w:drawing>
+          <wp:anchor distT="0" distB="0" distL="114300" distR="114300" simplePos="0" relativeHeight="251664384" behindDoc="0" locked="0" layoutInCell="1" allowOverlap="1" wp14:anchorId="6FF505CC" wp14:editId="0A1EE283">
+            <wp:simplePos x="0" y="0"/>
+            <wp:positionH relativeFrom="margin">
+              <wp:align>right</wp:align>
+            </wp:positionH>
+            <wp:positionV relativeFrom="paragraph">
+              <wp:posOffset>366684</wp:posOffset>
+            </wp:positionV>
+            <wp:extent cx="5274310" cy="4988560"/>
+            <wp:effectExtent l="0" t="0" r="2540" b="2540"/>
+            <wp:wrapSquare wrapText="bothSides"/>
+            <wp:docPr id="6" name="圖片 6" descr="一張含有 文字, 圖表, 平行, 方案 的圖片&#10;&#10;AI 產生的內容可能不正確。"/>
+            <wp:cNvGraphicFramePr>
+              <a:graphicFrameLocks xmlns:a="http://schemas.openxmlformats.org/drawingml/2006/main" noChangeAspect="1"/>
+            </wp:cNvGraphicFramePr>
+            <a:graphic xmlns:a="http://schemas.openxmlformats.org/drawingml/2006/main">
+              <a:graphicData uri="http://schemas.openxmlformats.org/drawingml/2006/picture">
+                <pic:pic xmlns:pic="http://schemas.openxmlformats.org/drawingml/2006/picture">
+                  <pic:nvPicPr>
+                    <pic:cNvPr id="6" name="圖片 6" descr="一張含有 文字, 圖表, 平行, 方案 的圖片&#10;&#10;AI 產生的內容可能不正確。"/>
+                    <pic:cNvPicPr/>
+                  </pic:nvPicPr>
+                  <pic:blipFill>
+                    <a:blip r:embed="rId9" cstate="print">
+                      <a:extLst>
+                        <a:ext uri="{28A0092B-C50C-407E-A947-70E740481C1C}">
+                          <a14:useLocalDpi xmlns:a14="http://schemas.microsoft.com/office/drawing/2010/main" val="0"/>
+                        </a:ext>
+                      </a:extLst>
+                    </a:blip>
+                    <a:stretch>
+                      <a:fillRect/>
+                    </a:stretch>
+                  </pic:blipFill>
+                  <pic:spPr>
+                    <a:xfrm>
+                      <a:off x="0" y="0"/>
+                      <a:ext cx="5274310" cy="4988560"/>
+                    </a:xfrm>
+                    <a:prstGeom prst="rect">
+                      <a:avLst/>
+                    </a:prstGeom>
+                  </pic:spPr>
+                </pic:pic>
+              </a:graphicData>
+            </a:graphic>
+          </wp:anchor>
+        </w:drawing>
+      </w:r>
+    </w:p>
+    <w:p>
+      <w:pPr>
+        <w:pStyle w:val="ae"/>
+      </w:pPr>
+      <w:bookmarkStart w:id="3" w:name="_Toc228711370"/>
+      <w:r>
+        <w:rPr>
+          <w:rFonts w:hint="eastAsia"/>
+        </w:rPr>
+        <w:t>圖</w:t>
+      </w:r>
+      <w:r>
+        <w:rPr>
+          <w:rFonts w:hint="eastAsia"/>
+        </w:rPr>
+        <w:t xml:space="preserve"> </w:t>
+      </w:r>
+      <w:r>
+        <w:fldChar w:fldCharType="begin"/>
+      </w:r>
+      <w:r>
+        <w:instrText xml:space="preserve"> </w:instrText>
+      </w:r>
+      <w:r>
+        <w:rPr>
+          <w:rFonts w:hint="eastAsia"/>
+        </w:rPr>
+        <w:instrText>STYLEREF 2 \s</w:instrText>
+      </w:r>
+      <w:r>
+        <w:instrText xml:space="preserve"> </w:instrText>
+      </w:r>
+      <w:r>
+        <w:fldChar w:fldCharType="separate"/>
+      </w:r>
+      <w:r>
+        <w:rPr>
+          <w:noProof/>
+        </w:rPr>
+        <w:t>5-3</w:t>
+      </w:r>
+      <w:r>
+        <w:fldChar w:fldCharType="end"/>
+      </w:r>
+      <w:r>
+        <w:noBreakHyphen/>
+      </w:r>
+      <w:r>
+        <w:fldChar w:fldCharType="begin"/>
+      </w:r>
+      <w:r>
+        <w:instrText xml:space="preserve"> </w:instrText>
+      </w:r>
+      <w:r>
+        <w:rPr>
+          <w:rFonts w:hint="eastAsia"/>
+        </w:rPr>
+        <w:instrText xml:space="preserve">SEQ </w:instrText>
+      </w:r>
+      <w:r>
+        <w:rPr>
+          <w:rFonts w:hint="eastAsia"/>
+        </w:rPr>
+        <w:instrText>圖</w:instrText>
+      </w:r>
+      <w:r>
+        <w:rPr>
+          <w:rFonts w:hint="eastAsia"/>
+        </w:rPr>
+        <w:instrText xml:space="preserve"> \* ARABIC \s 2</w:instrText>
+      </w:r>
+      <w:r>
+        <w:instrText xml:space="preserve"> </w:instrText>
+      </w:r>
+      <w:r>
+        <w:fldChar w:fldCharType="separate"/>
+      </w:r>
+      <w:r>
+        <w:rPr>
+          <w:noProof/>
+        </w:rPr>
+        <w:t>4</w:t>
+      </w:r>
+      <w:r>
+        <w:fldChar w:fldCharType="end"/>
+      </w:r>
+      <w:r>
+        <w:rPr>
+          <w:rFonts w:hint="eastAsia"/>
+        </w:rPr>
+        <w:t xml:space="preserve"> </w:t>
+      </w:r>
+      <w:r>
+        <w:rPr>
+          <w:rFonts w:hint="eastAsia"/>
+        </w:rPr>
+        <w:t>實體書櫃存書</w:t>
+      </w:r>
+      <w:r>
+        <w:rPr>
+          <w:rFonts w:hint="eastAsia"/>
+        </w:rPr>
+        <w:t>之</w:t>
+      </w:r>
+      <w:r>
+        <w:rPr>
+          <w:rFonts w:hint="eastAsia"/>
+        </w:rPr>
+        <w:t>循序</w:t>
+      </w:r>
+      <w:r>
+        <w:rPr>
+          <w:rFonts w:hint="eastAsia"/>
+        </w:rPr>
+        <w:t>圖</w:t>
+      </w:r>
+      <w:bookmarkEnd w:id="3"/>
+    </w:p>
+    <w:p>
+      <w:pPr>
+        <w:jc w:val="center"/>
+      </w:pPr>
+    </w:p>
+    <w:p>
+      <w:pPr>
+        <w:jc w:val="center"/>
+      </w:pPr>
+    </w:p>
+    <w:p>
+      <w:pPr>
+        <w:jc w:val="center"/>
+      </w:pPr>
+    </w:p>
+    <w:p>
+      <w:pPr>
+        <w:jc w:val="center"/>
+      </w:pPr>
+    </w:p>
+    <w:p>
+      <w:pPr>
+        <w:jc w:val="center"/>
+      </w:pPr>
+    </w:p>
+    <w:p>
+      <w:pPr>
+        <w:jc w:val="center"/>
+      </w:pPr>
+    </w:p>
+    <w:p>
+      <w:pPr>
+        <w:jc w:val="center"/>
+      </w:pPr>
+    </w:p>
+    <w:p>
+      <w:pPr>
+        <w:jc w:val="center"/>
+      </w:pPr>
+    </w:p>
+    <w:p>
+      <w:pPr>
+        <w:jc w:val="center"/>
+      </w:pPr>
+    </w:p>
+    <w:p>
+      <w:pPr>
+        <w:jc w:val="center"/>
+      </w:pPr>
+      <w:r>
+        <w:rPr>
+          <w:noProof/>
+        </w:rPr>
+        <w:lastRenderedPageBreak/>
+        <w:drawing>
+          <wp:anchor distT="0" distB="0" distL="114300" distR="114300" simplePos="0" relativeHeight="251665408" behindDoc="0" locked="0" layoutInCell="1" allowOverlap="1" wp14:anchorId="7D7A9F40" wp14:editId="45A04656">
+            <wp:simplePos x="0" y="0"/>
+            <wp:positionH relativeFrom="margin">
+              <wp:align>left</wp:align>
+            </wp:positionH>
+            <wp:positionV relativeFrom="paragraph">
+              <wp:posOffset>249151</wp:posOffset>
+            </wp:positionV>
+            <wp:extent cx="5274310" cy="3782060"/>
+            <wp:effectExtent l="0" t="0" r="2540" b="8890"/>
+            <wp:wrapSquare wrapText="bothSides"/>
+            <wp:docPr id="7" name="圖片 7" descr="一張含有 文字, 圖表, 行, 平行 的圖片&#10;&#10;AI 產生的內容可能不正確。"/>
+            <wp:cNvGraphicFramePr>
+              <a:graphicFrameLocks xmlns:a="http://schemas.openxmlformats.org/drawingml/2006/main" noChangeAspect="1"/>
+            </wp:cNvGraphicFramePr>
+            <a:graphic xmlns:a="http://schemas.openxmlformats.org/drawingml/2006/main">
+              <a:graphicData uri="http://schemas.openxmlformats.org/drawingml/2006/picture">
+                <pic:pic xmlns:pic="http://schemas.openxmlformats.org/drawingml/2006/picture">
+                  <pic:nvPicPr>
+                    <pic:cNvPr id="7" name="圖片 7" descr="一張含有 文字, 圖表, 行, 平行 的圖片&#10;&#10;AI 產生的內容可能不正確。"/>
+                    <pic:cNvPicPr/>
+                  </pic:nvPicPr>
+                  <pic:blipFill>
+                    <a:blip r:embed="rId10">
+                      <a:extLst>
+                        <a:ext uri="{28A0092B-C50C-407E-A947-70E740481C1C}">
+                          <a14:useLocalDpi xmlns:a14="http://schemas.microsoft.com/office/drawing/2010/main" val="0"/>
+                        </a:ext>
+                      </a:extLst>
+                    </a:blip>
+                    <a:stretch>
+                      <a:fillRect/>
+                    </a:stretch>
+                  </pic:blipFill>
+                  <pic:spPr>
+                    <a:xfrm>
+                      <a:off x="0" y="0"/>
+                      <a:ext cx="5274310" cy="3782060"/>
+                    </a:xfrm>
+                    <a:prstGeom prst="rect">
+                      <a:avLst/>
+                    </a:prstGeom>
+                  </pic:spPr>
+                </pic:pic>
+              </a:graphicData>
+            </a:graphic>
+          </wp:anchor>
+        </w:drawing>
+      </w:r>
+    </w:p>
+    <w:p>
+      <w:pPr>
+        <w:pStyle w:val="ae"/>
+      </w:pPr>
+      <w:bookmarkStart w:id="4" w:name="_Toc228711371"/>
+      <w:r>
+        <w:rPr>
+          <w:rFonts w:hint="eastAsia"/>
+        </w:rPr>
+        <w:t>圖</w:t>
+      </w:r>
+      <w:r>
+        <w:rPr>
+          <w:rFonts w:hint="eastAsia"/>
+        </w:rPr>
+        <w:t xml:space="preserve"> </w:t>
+      </w:r>
+      <w:r>
+        <w:fldChar w:fldCharType="begin"/>
+      </w:r>
+      <w:r>
+        <w:instrText xml:space="preserve"> </w:instrText>
+      </w:r>
+      <w:r>
+        <w:rPr>
+          <w:rFonts w:hint="eastAsia"/>
+        </w:rPr>
+        <w:instrText>STYLEREF 2 \s</w:instrText>
+      </w:r>
+      <w:r>
+        <w:instrText xml:space="preserve"> </w:instrText>
+      </w:r>
+      <w:r>
+        <w:fldChar w:fldCharType="separate"/>
+      </w:r>
+      <w:r>
+        <w:rPr>
+          <w:noProof/>
+        </w:rPr>
+        <w:t>5-3</w:t>
+      </w:r>
+      <w:r>
+        <w:fldChar w:fldCharType="end"/>
+      </w:r>
+      <w:r>
+        <w:noBreakHyphen/>
+      </w:r>
+      <w:r>
+        <w:fldChar w:fldCharType="begin"/>
+      </w:r>
+      <w:r>
+        <w:instrText xml:space="preserve"> </w:instrText>
+      </w:r>
+      <w:r>
+        <w:rPr>
+          <w:rFonts w:hint="eastAsia"/>
+        </w:rPr>
+        <w:instrText xml:space="preserve">SEQ </w:instrText>
+      </w:r>
+      <w:r>
+        <w:rPr>
+          <w:rFonts w:hint="eastAsia"/>
+        </w:rPr>
+        <w:instrText>圖</w:instrText>
+      </w:r>
+      <w:r>
+        <w:rPr>
+          <w:rFonts w:hint="eastAsia"/>
+        </w:rPr>
+        <w:instrText xml:space="preserve"> \* ARABIC \s 2</w:instrText>
+      </w:r>
+      <w:r>
+        <w:instrText xml:space="preserve"> </w:instrText>
+      </w:r>
+      <w:r>
+        <w:fldChar w:fldCharType="separate"/>
+      </w:r>
+      <w:r>
+        <w:rPr>
+          <w:noProof/>
+        </w:rPr>
+        <w:t>5</w:t>
+      </w:r>
+      <w:r>
+        <w:fldChar w:fldCharType="end"/>
+      </w:r>
+      <w:r>
+        <w:rPr>
+          <w:rFonts w:hint="eastAsia"/>
+        </w:rPr>
+        <w:t xml:space="preserve"> </w:t>
+      </w:r>
+      <w:r>
+        <w:rPr>
+          <w:rFonts w:hint="eastAsia"/>
+        </w:rPr>
+        <w:t>實體書櫃取書</w:t>
+      </w:r>
+      <w:r>
+        <w:rPr>
+          <w:rFonts w:hint="eastAsia"/>
+        </w:rPr>
+        <w:t>之</w:t>
+      </w:r>
+      <w:r>
+        <w:rPr>
+          <w:rFonts w:hint="eastAsia"/>
+        </w:rPr>
+        <w:t>循序</w:t>
+      </w:r>
+      <w:r>
+        <w:rPr>
+          <w:rFonts w:hint="eastAsia"/>
+        </w:rPr>
+        <w:t>圖</w:t>
+      </w:r>
+      <w:bookmarkEnd w:id="4"/>
+    </w:p>
+    <w:p>
+      <w:pPr>
+        <w:jc w:val="center"/>
+        <w:rPr>
+          <w:rFonts w:hint="eastAsia"/>
+        </w:rPr>
+      </w:pPr>
+      <w:r>
+        <w:rPr>
+          <w:rFonts w:hint="eastAsia"/>
+          <w:noProof/>
+        </w:rPr>
+        <w:drawing>
+          <wp:anchor distT="0" distB="0" distL="114300" distR="114300" simplePos="0" relativeHeight="251659264" behindDoc="0" locked="0" layoutInCell="1" allowOverlap="1" wp14:anchorId="303D4FF4" wp14:editId="75138D41">
+            <wp:simplePos x="0" y="0"/>
+            <wp:positionH relativeFrom="margin">
+              <wp:posOffset>283845</wp:posOffset>
+            </wp:positionH>
+            <wp:positionV relativeFrom="paragraph">
+              <wp:posOffset>418465</wp:posOffset>
+            </wp:positionV>
+            <wp:extent cx="4699000" cy="2967990"/>
+            <wp:effectExtent l="0" t="0" r="6350" b="3810"/>
+            <wp:wrapSquare wrapText="bothSides"/>
+            <wp:docPr id="2" name="圖片 2"/>
+            <wp:cNvGraphicFramePr>
+              <a:graphicFrameLocks xmlns:a="http://schemas.openxmlformats.org/drawingml/2006/main" noChangeAspect="1"/>
+            </wp:cNvGraphicFramePr>
+            <a:graphic xmlns:a="http://schemas.openxmlformats.org/drawingml/2006/main">
+              <a:graphicData uri="http://schemas.openxmlformats.org/drawingml/2006/picture">
+                <pic:pic xmlns:pic="http://schemas.openxmlformats.org/drawingml/2006/picture">
+                  <pic:nvPicPr>
+                    <pic:cNvPr id="2" name="圖片 2"/>
+                    <pic:cNvPicPr/>
+                  </pic:nvPicPr>
+                  <pic:blipFill>
+                    <a:blip r:embed="rId11" cstate="print">
+                      <a:extLst>
+                        <a:ext uri="{28A0092B-C50C-407E-A947-70E740481C1C}">
+                          <a14:useLocalDpi xmlns:a14="http://schemas.microsoft.com/office/drawing/2010/main" val="0"/>
+                        </a:ext>
+                      </a:extLst>
+                    </a:blip>
+                    <a:stretch>
+                      <a:fillRect/>
+                    </a:stretch>
+                  </pic:blipFill>
+                  <pic:spPr>
+                    <a:xfrm>
+                      <a:off x="0" y="0"/>
+                      <a:ext cx="4699000" cy="2967990"/>
                     </a:xfrm>
                     <a:prstGeom prst="rect">
                       <a:avLst/>
@@ -466,7 +1081,7 @@
       <w:pPr>
         <w:pStyle w:val="ae"/>
       </w:pPr>
-      <w:bookmarkStart w:id="2" w:name="_Toc228622786"/>
+      <w:bookmarkStart w:id="5" w:name="_Toc228622785"/>
       <w:r>
         <w:rPr>
           <w:rFonts w:hint="eastAsia"/>
@@ -543,6 +1158,204 @@
         <w:rPr>
           <w:noProof/>
         </w:rPr>
+        <w:t>6</w:t>
+      </w:r>
+      <w:r>
+        <w:fldChar w:fldCharType="end"/>
+      </w:r>
+      <w:r>
+        <w:rPr>
+          <w:rFonts w:hint="eastAsia"/>
+        </w:rPr>
+        <w:t xml:space="preserve"> </w:t>
+      </w:r>
+      <w:r>
+        <w:rPr>
+          <w:rFonts w:hint="eastAsia"/>
+        </w:rPr>
+        <w:t>確認訂單</w:t>
+      </w:r>
+      <w:r>
+        <w:rPr>
+          <w:rFonts w:hint="eastAsia"/>
+        </w:rPr>
+        <w:t>之</w:t>
+      </w:r>
+      <w:r>
+        <w:rPr>
+          <w:rFonts w:hint="eastAsia"/>
+        </w:rPr>
+        <w:t>循序</w:t>
+      </w:r>
+      <w:r>
+        <w:rPr>
+          <w:rFonts w:hint="eastAsia"/>
+        </w:rPr>
+        <w:t>圖</w:t>
+      </w:r>
+      <w:bookmarkEnd w:id="5"/>
+    </w:p>
+    <w:p>
+      <w:pPr>
+        <w:jc w:val="center"/>
+      </w:pPr>
+    </w:p>
+    <w:p>
+      <w:pPr>
+        <w:jc w:val="center"/>
+      </w:pPr>
+    </w:p>
+    <w:p>
+      <w:pPr>
+        <w:jc w:val="center"/>
+        <w:rPr>
+          <w:rFonts w:hint="eastAsia"/>
+        </w:rPr>
+      </w:pPr>
+      <w:r>
+        <w:rPr>
+          <w:rFonts w:hint="eastAsia"/>
+          <w:noProof/>
+        </w:rPr>
+        <w:lastRenderedPageBreak/>
+        <w:drawing>
+          <wp:anchor distT="0" distB="0" distL="114300" distR="114300" simplePos="0" relativeHeight="251660288" behindDoc="0" locked="0" layoutInCell="1" allowOverlap="1" wp14:anchorId="0E27144B" wp14:editId="12CD9D2D">
+            <wp:simplePos x="0" y="0"/>
+            <wp:positionH relativeFrom="margin">
+              <wp:align>center</wp:align>
+            </wp:positionH>
+            <wp:positionV relativeFrom="paragraph">
+              <wp:posOffset>332509</wp:posOffset>
+            </wp:positionV>
+            <wp:extent cx="5283200" cy="3352800"/>
+            <wp:effectExtent l="0" t="0" r="0" b="0"/>
+            <wp:wrapSquare wrapText="bothSides"/>
+            <wp:docPr id="3" name="圖片 3"/>
+            <wp:cNvGraphicFramePr>
+              <a:graphicFrameLocks xmlns:a="http://schemas.openxmlformats.org/drawingml/2006/main" noChangeAspect="1"/>
+            </wp:cNvGraphicFramePr>
+            <a:graphic xmlns:a="http://schemas.openxmlformats.org/drawingml/2006/main">
+              <a:graphicData uri="http://schemas.openxmlformats.org/drawingml/2006/picture">
+                <pic:pic xmlns:pic="http://schemas.openxmlformats.org/drawingml/2006/picture">
+                  <pic:nvPicPr>
+                    <pic:cNvPr id="3" name="圖片 3"/>
+                    <pic:cNvPicPr/>
+                  </pic:nvPicPr>
+                  <pic:blipFill>
+                    <a:blip r:embed="rId12">
+                      <a:extLst>
+                        <a:ext uri="{28A0092B-C50C-407E-A947-70E740481C1C}">
+                          <a14:useLocalDpi xmlns:a14="http://schemas.microsoft.com/office/drawing/2010/main" val="0"/>
+                        </a:ext>
+                      </a:extLst>
+                    </a:blip>
+                    <a:stretch>
+                      <a:fillRect/>
+                    </a:stretch>
+                  </pic:blipFill>
+                  <pic:spPr>
+                    <a:xfrm>
+                      <a:off x="0" y="0"/>
+                      <a:ext cx="5283200" cy="3352800"/>
+                    </a:xfrm>
+                    <a:prstGeom prst="rect">
+                      <a:avLst/>
+                    </a:prstGeom>
+                  </pic:spPr>
+                </pic:pic>
+              </a:graphicData>
+            </a:graphic>
+            <wp14:sizeRelH relativeFrom="margin">
+              <wp14:pctWidth>0</wp14:pctWidth>
+            </wp14:sizeRelH>
+            <wp14:sizeRelV relativeFrom="margin">
+              <wp14:pctHeight>0</wp14:pctHeight>
+            </wp14:sizeRelV>
+          </wp:anchor>
+        </w:drawing>
+      </w:r>
+    </w:p>
+    <w:p>
+      <w:pPr>
+        <w:pStyle w:val="ae"/>
+      </w:pPr>
+      <w:bookmarkStart w:id="6" w:name="_Toc228622786"/>
+      <w:r>
+        <w:rPr>
+          <w:rFonts w:hint="eastAsia"/>
+        </w:rPr>
+        <w:t>圖</w:t>
+      </w:r>
+      <w:r>
+        <w:rPr>
+          <w:rFonts w:hint="eastAsia"/>
+        </w:rPr>
+        <w:t xml:space="preserve"> </w:t>
+      </w:r>
+      <w:r>
+        <w:fldChar w:fldCharType="begin"/>
+      </w:r>
+      <w:r>
+        <w:instrText xml:space="preserve"> </w:instrText>
+      </w:r>
+      <w:r>
+        <w:rPr>
+          <w:rFonts w:hint="eastAsia"/>
+        </w:rPr>
+        <w:instrText>STYLEREF 2 \s</w:instrText>
+      </w:r>
+      <w:r>
+        <w:instrText xml:space="preserve"> </w:instrText>
+      </w:r>
+      <w:r>
+        <w:fldChar w:fldCharType="separate"/>
+      </w:r>
+      <w:r>
+        <w:rPr>
+          <w:noProof/>
+        </w:rPr>
+        <w:t>5-3</w:t>
+      </w:r>
+      <w:r>
+        <w:fldChar w:fldCharType="end"/>
+      </w:r>
+      <w:r>
+        <w:noBreakHyphen/>
+      </w:r>
+      <w:r>
+        <w:fldChar w:fldCharType="begin"/>
+      </w:r>
+      <w:r>
+        <w:instrText xml:space="preserve"> </w:instrText>
+      </w:r>
+      <w:r>
+        <w:rPr>
+          <w:rFonts w:hint="eastAsia"/>
+        </w:rPr>
+        <w:instrText xml:space="preserve">SEQ </w:instrText>
+      </w:r>
+      <w:r>
+        <w:rPr>
+          <w:rFonts w:hint="eastAsia"/>
+        </w:rPr>
+        <w:instrText>圖</w:instrText>
+      </w:r>
+      <w:r>
+        <w:rPr>
+          <w:rFonts w:hint="eastAsia"/>
+        </w:rPr>
+        <w:instrText xml:space="preserve"> \* ARABIC \s 2</w:instrText>
+      </w:r>
+      <w:r>
+        <w:instrText xml:space="preserve"> </w:instrText>
+      </w:r>
+      <w:r>
+        <w:fldChar w:fldCharType="separate"/>
+      </w:r>
+      <w:r>
+        <w:rPr>
+          <w:noProof/>
+        </w:rPr>
         <w:t>7</w:t>
       </w:r>
       <w:r>
@@ -566,7 +1379,7 @@
         </w:rPr>
         <w:t>之</w:t>
       </w:r>
-      <w:bookmarkEnd w:id="2"/>
+      <w:bookmarkEnd w:id="6"/>
       <w:r>
         <w:rPr>
           <w:rFonts w:hint="eastAsia"/>
@@ -587,6 +1400,56 @@
     </w:sectPr>
   </w:body>
 </w:document>
+</file>
+
+<file path=word/endnotes.xml><?xml version="1.0" encoding="utf-8"?>
+<w:endnotes xmlns:wpc="http://schemas.microsoft.com/office/word/2010/wordprocessingCanvas" xmlns:cx="http://schemas.microsoft.com/office/drawing/2014/chartex" xmlns:cx1="http://schemas.microsoft.com/office/drawing/2015/9/8/chartex" xmlns:cx2="http://schemas.microsoft.com/office/drawing/2015/10/21/chartex" xmlns:cx3="http://schemas.microsoft.com/office/drawing/2016/5/9/chartex" xmlns:cx4="http://schemas.microsoft.com/office/drawing/2016/5/10/chartex" xmlns:cx5="http://schemas.microsoft.com/office/drawing/2016/5/11/chartex" xmlns:cx6="http://schemas.microsoft.com/office/drawing/2016/5/12/chartex" xmlns:cx7="http://schemas.microsoft.com/office/drawing/2016/5/13/chartex" xmlns:cx8="http://schemas.microsoft.com/office/drawing/2016/5/14/chartex" xmlns:mc="http://schemas.openxmlformats.org/markup-compatibility/2006" xmlns:aink="http://schemas.microsoft.com/office/drawing/2016/ink" xmlns:am3d="http://schemas.microsoft.com/office/drawing/2017/model3d" xmlns:o="urn:schemas-microsoft-com:office:office" xmlns:oel="http://schemas.microsoft.com/office/2019/extlst" xmlns:r="http://schemas.openxmlformats.org/officeDocument/2006/relationships" xmlns:m="http://schemas.openxmlformats.org/officeDocument/2006/math" xmlns:v="urn:schemas-microsoft-com:vml" xmlns:wp14="http://schemas.microsoft.com/office/word/2010/wordprocessingDrawing" xmlns:wp="http://schemas.openxmlformats.org/drawingml/2006/wordprocessingDrawing" xmlns:w10="urn:schemas-microsoft-com:office:word" xmlns:w="http://schemas.openxmlformats.org/wordprocessingml/2006/main" xmlns:w14="http://schemas.microsoft.com/office/word/2010/wordml" xmlns:w15="http://schemas.microsoft.com/office/word/2012/wordml" xmlns:w16cex="http://schemas.microsoft.com/office/word/2018/wordml/cex" xmlns:w16cid="http://schemas.microsoft.com/office/word/2016/wordml/cid" xmlns:w16="http://schemas.microsoft.com/office/word/2018/wordml" xmlns:w16sdtdh="http://schemas.microsoft.com/office/word/2020/wordml/sdtdatahash" xmlns:w16se="http://schemas.microsoft.com/office/word/2015/wordml/symex" xmlns:wpg="http://schemas.microsoft.com/office/word/2010/wordprocessingGroup" xmlns:wpi="http://schemas.microsoft.com/office/word/2010/wordprocessingInk" xmlns:wne="http://schemas.microsoft.com/office/word/2006/wordml" xmlns:wps="http://schemas.microsoft.com/office/word/2010/wordprocessingShape" mc:Ignorable="w14 w15 w16se w16cid w16 w16cex w16sdtdh wp14">
+  <w:endnote w:type="separator" w:id="-1">
+    <w:p>
+      <w:pPr>
+        <w:spacing w:after="0" w:line="240" w:lineRule="auto"/>
+      </w:pPr>
+      <w:r>
+        <w:separator/>
+      </w:r>
+    </w:p>
+  </w:endnote>
+  <w:endnote w:type="continuationSeparator" w:id="0">
+    <w:p>
+      <w:pPr>
+        <w:spacing w:after="0" w:line="240" w:lineRule="auto"/>
+      </w:pPr>
+      <w:r>
+        <w:continuationSeparator/>
+      </w:r>
+    </w:p>
+  </w:endnote>
+</w:endnotes>
+</file>
+
+<file path=word/footnotes.xml><?xml version="1.0" encoding="utf-8"?>
+<w:footnotes xmlns:wpc="http://schemas.microsoft.com/office/word/2010/wordprocessingCanvas" xmlns:cx="http://schemas.microsoft.com/office/drawing/2014/chartex" xmlns:cx1="http://schemas.microsoft.com/office/drawing/2015/9/8/chartex" xmlns:cx2="http://schemas.microsoft.com/office/drawing/2015/10/21/chartex" xmlns:cx3="http://schemas.microsoft.com/office/drawing/2016/5/9/chartex" xmlns:cx4="http://schemas.microsoft.com/office/drawing/2016/5/10/chartex" xmlns:cx5="http://schemas.microsoft.com/office/drawing/2016/5/11/chartex" xmlns:cx6="http://schemas.microsoft.com/office/drawing/2016/5/12/chartex" xmlns:cx7="http://schemas.microsoft.com/office/drawing/2016/5/13/chartex" xmlns:cx8="http://schemas.microsoft.com/office/drawing/2016/5/14/chartex" xmlns:mc="http://schemas.openxmlformats.org/markup-compatibility/2006" xmlns:aink="http://schemas.microsoft.com/office/drawing/2016/ink" xmlns:am3d="http://schemas.microsoft.com/office/drawing/2017/model3d" xmlns:o="urn:schemas-microsoft-com:office:office" xmlns:oel="http://schemas.microsoft.com/office/2019/extlst" xmlns:r="http://schemas.openxmlformats.org/officeDocument/2006/relationships" xmlns:m="http://schemas.openxmlformats.org/officeDocument/2006/math" xmlns:v="urn:schemas-microsoft-com:vml" xmlns:wp14="http://schemas.microsoft.com/office/word/2010/wordprocessingDrawing" xmlns:wp="http://schemas.openxmlformats.org/drawingml/2006/wordprocessingDrawing" xmlns:w10="urn:schemas-microsoft-com:office:word" xmlns:w="http://schemas.openxmlformats.org/wordprocessingml/2006/main" xmlns:w14="http://schemas.microsoft.com/office/word/2010/wordml" xmlns:w15="http://schemas.microsoft.com/office/word/2012/wordml" xmlns:w16cex="http://schemas.microsoft.com/office/word/2018/wordml/cex" xmlns:w16cid="http://schemas.microsoft.com/office/word/2016/wordml/cid" xmlns:w16="http://schemas.microsoft.com/office/word/2018/wordml" xmlns:w16sdtdh="http://schemas.microsoft.com/office/word/2020/wordml/sdtdatahash" xmlns:w16se="http://schemas.microsoft.com/office/word/2015/wordml/symex" xmlns:wpg="http://schemas.microsoft.com/office/word/2010/wordprocessingGroup" xmlns:wpi="http://schemas.microsoft.com/office/word/2010/wordprocessingInk" xmlns:wne="http://schemas.microsoft.com/office/word/2006/wordml" xmlns:wps="http://schemas.microsoft.com/office/word/2010/wordprocessingShape" mc:Ignorable="w14 w15 w16se w16cid w16 w16cex w16sdtdh wp14">
+  <w:footnote w:type="separator" w:id="-1">
+    <w:p>
+      <w:pPr>
+        <w:spacing w:after="0" w:line="240" w:lineRule="auto"/>
+      </w:pPr>
+      <w:r>
+        <w:separator/>
+      </w:r>
+    </w:p>
+  </w:footnote>
+  <w:footnote w:type="continuationSeparator" w:id="0">
+    <w:p>
+      <w:pPr>
+        <w:spacing w:after="0" w:line="240" w:lineRule="auto"/>
+      </w:pPr>
+      <w:r>
+        <w:continuationSeparator/>
+      </w:r>
+    </w:p>
+  </w:footnote>
+</w:footnotes>
 </file>
 
 <file path=word/styles.xml><?xml version="1.0" encoding="utf-8"?>
@@ -1528,6 +2391,66 @@
       <w:lang w:bidi="th-TH"/>
     </w:rPr>
   </w:style>
+  <w:style w:type="paragraph" w:styleId="af">
+    <w:name w:val="header"/>
+    <w:basedOn w:val="a"/>
+    <w:link w:val="af0"/>
+    <w:uiPriority w:val="99"/>
+    <w:unhideWhenUsed/>
+    <w:rsid w:val="00ED5703"/>
+    <w:pPr>
+      <w:tabs>
+        <w:tab w:val="center" w:pos="4153"/>
+        <w:tab w:val="right" w:pos="8306"/>
+      </w:tabs>
+      <w:snapToGrid w:val="0"/>
+    </w:pPr>
+    <w:rPr>
+      <w:sz w:val="20"/>
+      <w:szCs w:val="20"/>
+    </w:rPr>
+  </w:style>
+  <w:style w:type="character" w:customStyle="1" w:styleId="af0">
+    <w:name w:val="頁首 字元"/>
+    <w:basedOn w:val="a0"/>
+    <w:link w:val="af"/>
+    <w:uiPriority w:val="99"/>
+    <w:rsid w:val="00ED5703"/>
+    <w:rPr>
+      <w:sz w:val="20"/>
+      <w:szCs w:val="20"/>
+    </w:rPr>
+  </w:style>
+  <w:style w:type="paragraph" w:styleId="af1">
+    <w:name w:val="footer"/>
+    <w:basedOn w:val="a"/>
+    <w:link w:val="af2"/>
+    <w:uiPriority w:val="99"/>
+    <w:unhideWhenUsed/>
+    <w:rsid w:val="00ED5703"/>
+    <w:pPr>
+      <w:tabs>
+        <w:tab w:val="center" w:pos="4153"/>
+        <w:tab w:val="right" w:pos="8306"/>
+      </w:tabs>
+      <w:snapToGrid w:val="0"/>
+    </w:pPr>
+    <w:rPr>
+      <w:sz w:val="20"/>
+      <w:szCs w:val="20"/>
+    </w:rPr>
+  </w:style>
+  <w:style w:type="character" w:customStyle="1" w:styleId="af2">
+    <w:name w:val="頁尾 字元"/>
+    <w:basedOn w:val="a0"/>
+    <w:link w:val="af1"/>
+    <w:uiPriority w:val="99"/>
+    <w:rsid w:val="00ED5703"/>
+    <w:rPr>
+      <w:sz w:val="20"/>
+      <w:szCs w:val="20"/>
+    </w:rPr>
+  </w:style>
 </w:styles>
 </file>
 

--- a/documents/6-1循序圖-連卉媗.docx
+++ b/documents/6-1循序圖-連卉媗.docx
@@ -11,9 +11,9 @@
           <w:noProof/>
         </w:rPr>
         <w:drawing>
-          <wp:inline distT="0" distB="0" distL="0" distR="0" wp14:anchorId="39D0218A" wp14:editId="5DE484A5">
-            <wp:extent cx="5274309" cy="5115513"/>
-            <wp:effectExtent l="0" t="0" r="3175" b="0"/>
+          <wp:inline distT="0" distB="0" distL="0" distR="0" wp14:anchorId="39D0218A" wp14:editId="4CAE6375">
+            <wp:extent cx="4751577" cy="5115513"/>
+            <wp:effectExtent l="0" t="0" r="0" b="9525"/>
             <wp:docPr id="4" name="圖片 4"/>
             <wp:cNvGraphicFramePr>
               <a:graphicFrameLocks xmlns:a="http://schemas.openxmlformats.org/drawingml/2006/main" noChangeAspect="1"/>
@@ -40,7 +40,7 @@
                   <pic:spPr>
                     <a:xfrm>
                       <a:off x="0" y="0"/>
-                      <a:ext cx="5274309" cy="5115513"/>
+                      <a:ext cx="4751577" cy="5115513"/>
                     </a:xfrm>
                     <a:prstGeom prst="rect">
                       <a:avLst/>
@@ -617,7 +617,7 @@
         </w:rPr>
         <w:lastRenderedPageBreak/>
         <w:drawing>
-          <wp:anchor distT="0" distB="0" distL="114300" distR="114300" simplePos="0" relativeHeight="251664384" behindDoc="0" locked="0" layoutInCell="1" allowOverlap="1" wp14:anchorId="6FF505CC" wp14:editId="0A1EE283">
+          <wp:anchor distT="0" distB="0" distL="114300" distR="114300" simplePos="0" relativeHeight="251664384" behindDoc="0" locked="0" layoutInCell="1" allowOverlap="1" wp14:anchorId="6FF505CC" wp14:editId="12CC8F9E">
             <wp:simplePos x="0" y="0"/>
             <wp:positionH relativeFrom="margin">
               <wp:align>right</wp:align>
@@ -1011,9 +1011,6 @@
     <w:p>
       <w:pPr>
         <w:jc w:val="center"/>
-        <w:rPr>
-          <w:rFonts w:hint="eastAsia"/>
-        </w:rPr>
       </w:pPr>
       <w:r>
         <w:rPr>
@@ -1021,7 +1018,7 @@
           <w:noProof/>
         </w:rPr>
         <w:drawing>
-          <wp:anchor distT="0" distB="0" distL="114300" distR="114300" simplePos="0" relativeHeight="251659264" behindDoc="0" locked="0" layoutInCell="1" allowOverlap="1" wp14:anchorId="303D4FF4" wp14:editId="75138D41">
+          <wp:anchor distT="0" distB="0" distL="114300" distR="114300" simplePos="0" relativeHeight="251659264" behindDoc="0" locked="0" layoutInCell="1" allowOverlap="1" wp14:anchorId="303D4FF4" wp14:editId="77304B7A">
             <wp:simplePos x="0" y="0"/>
             <wp:positionH relativeFrom="margin">
               <wp:posOffset>283845</wp:posOffset>
@@ -1208,9 +1205,6 @@
     <w:p>
       <w:pPr>
         <w:jc w:val="center"/>
-        <w:rPr>
-          <w:rFonts w:hint="eastAsia"/>
-        </w:rPr>
       </w:pPr>
       <w:r>
         <w:rPr>

--- a/documents/6-1循序圖-連卉媗.docx
+++ b/documents/6-1循序圖-連卉媗.docx
@@ -11,8 +11,8 @@
           <w:noProof/>
         </w:rPr>
         <w:drawing>
-          <wp:inline distT="0" distB="0" distL="0" distR="0" wp14:anchorId="39D0218A" wp14:editId="4CAE6375">
-            <wp:extent cx="4751577" cy="5115513"/>
+          <wp:inline distT="0" distB="0" distL="0" distR="0" wp14:anchorId="39D0218A" wp14:editId="3D49FD86">
+            <wp:extent cx="4751577" cy="5115512"/>
             <wp:effectExtent l="0" t="0" r="0" b="9525"/>
             <wp:docPr id="4" name="圖片 4"/>
             <wp:cNvGraphicFramePr>
@@ -40,7 +40,7 @@
                   <pic:spPr>
                     <a:xfrm>
                       <a:off x="0" y="0"/>
-                      <a:ext cx="4751577" cy="5115513"/>
+                      <a:ext cx="4751577" cy="5115512"/>
                     </a:xfrm>
                     <a:prstGeom prst="rect">
                       <a:avLst/>
@@ -228,7 +228,7 @@
         </w:rPr>
         <w:lastRenderedPageBreak/>
         <w:drawing>
-          <wp:anchor distT="0" distB="0" distL="114300" distR="114300" simplePos="0" relativeHeight="251663360" behindDoc="0" locked="0" layoutInCell="1" allowOverlap="1" wp14:anchorId="4A988C13" wp14:editId="37FD1555">
+          <wp:anchor distT="0" distB="0" distL="114300" distR="114300" simplePos="0" relativeHeight="251663360" behindDoc="0" locked="0" layoutInCell="1" allowOverlap="1" wp14:anchorId="4A988C13" wp14:editId="7DAFFC8E">
             <wp:simplePos x="0" y="0"/>
             <wp:positionH relativeFrom="margin">
               <wp:align>right</wp:align>
@@ -236,8 +236,8 @@
             <wp:positionV relativeFrom="paragraph">
               <wp:posOffset>2100</wp:posOffset>
             </wp:positionV>
-            <wp:extent cx="5273675" cy="6583680"/>
-            <wp:effectExtent l="0" t="0" r="3175" b="7620"/>
+            <wp:extent cx="5273675" cy="6583045"/>
+            <wp:effectExtent l="0" t="0" r="3175" b="8255"/>
             <wp:wrapSquare wrapText="bothSides"/>
             <wp:docPr id="5" name="圖片 5"/>
             <wp:cNvGraphicFramePr>
@@ -265,7 +265,7 @@
                   <pic:spPr>
                     <a:xfrm>
                       <a:off x="0" y="0"/>
-                      <a:ext cx="5274218" cy="6583680"/>
+                      <a:ext cx="5274218" cy="6583678"/>
                     </a:xfrm>
                     <a:prstGeom prst="rect">
                       <a:avLst/>
@@ -402,7 +402,7 @@
         </w:rPr>
         <w:lastRenderedPageBreak/>
         <w:drawing>
-          <wp:anchor distT="0" distB="0" distL="114300" distR="114300" simplePos="0" relativeHeight="251662336" behindDoc="0" locked="0" layoutInCell="1" allowOverlap="1" wp14:anchorId="547C85F6" wp14:editId="3CEC42DC">
+          <wp:anchor distT="0" distB="0" distL="114300" distR="114300" simplePos="0" relativeHeight="251662336" behindDoc="0" locked="0" layoutInCell="1" allowOverlap="1" wp14:anchorId="547C85F6" wp14:editId="2DE3183D">
             <wp:simplePos x="0" y="0"/>
             <wp:positionH relativeFrom="column">
               <wp:posOffset>69215</wp:posOffset>
@@ -410,7 +410,7 @@
             <wp:positionV relativeFrom="paragraph">
               <wp:posOffset>450215</wp:posOffset>
             </wp:positionV>
-            <wp:extent cx="5187950" cy="4975860"/>
+            <wp:extent cx="5187950" cy="4975225"/>
             <wp:effectExtent l="0" t="0" r="0" b="0"/>
             <wp:wrapSquare wrapText="bothSides"/>
             <wp:docPr id="1" name="圖片 1"/>
@@ -439,7 +439,7 @@
                   <pic:spPr>
                     <a:xfrm>
                       <a:off x="0" y="0"/>
-                      <a:ext cx="5187950" cy="4975860"/>
+                      <a:ext cx="5187950" cy="4975225"/>
                     </a:xfrm>
                     <a:prstGeom prst="rect">
                       <a:avLst/>
@@ -617,18 +617,18 @@
         </w:rPr>
         <w:lastRenderedPageBreak/>
         <w:drawing>
-          <wp:anchor distT="0" distB="0" distL="114300" distR="114300" simplePos="0" relativeHeight="251664384" behindDoc="0" locked="0" layoutInCell="1" allowOverlap="1" wp14:anchorId="6FF505CC" wp14:editId="12CC8F9E">
+          <wp:anchor distT="0" distB="0" distL="114300" distR="114300" simplePos="0" relativeHeight="251664384" behindDoc="0" locked="0" layoutInCell="1" allowOverlap="1" wp14:anchorId="6FF505CC" wp14:editId="21B1CE74">
             <wp:simplePos x="0" y="0"/>
             <wp:positionH relativeFrom="margin">
-              <wp:align>right</wp:align>
+              <wp:posOffset>172720</wp:posOffset>
             </wp:positionH>
             <wp:positionV relativeFrom="paragraph">
-              <wp:posOffset>366684</wp:posOffset>
+              <wp:posOffset>582930</wp:posOffset>
             </wp:positionV>
-            <wp:extent cx="5274310" cy="4988560"/>
-            <wp:effectExtent l="0" t="0" r="2540" b="2540"/>
+            <wp:extent cx="4925695" cy="4775835"/>
+            <wp:effectExtent l="0" t="0" r="8255" b="5715"/>
             <wp:wrapSquare wrapText="bothSides"/>
-            <wp:docPr id="6" name="圖片 6" descr="一張含有 文字, 圖表, 平行, 方案 的圖片&#10;&#10;AI 產生的內容可能不正確。"/>
+            <wp:docPr id="6" name="圖片 6"/>
             <wp:cNvGraphicFramePr>
               <a:graphicFrameLocks xmlns:a="http://schemas.openxmlformats.org/drawingml/2006/main" noChangeAspect="1"/>
             </wp:cNvGraphicFramePr>
@@ -636,7 +636,7 @@
               <a:graphicData uri="http://schemas.openxmlformats.org/drawingml/2006/picture">
                 <pic:pic xmlns:pic="http://schemas.openxmlformats.org/drawingml/2006/picture">
                   <pic:nvPicPr>
-                    <pic:cNvPr id="6" name="圖片 6" descr="一張含有 文字, 圖表, 平行, 方案 的圖片&#10;&#10;AI 產生的內容可能不正確。"/>
+                    <pic:cNvPr id="6" name="圖片 6"/>
                     <pic:cNvPicPr/>
                   </pic:nvPicPr>
                   <pic:blipFill>
@@ -654,7 +654,7 @@
                   <pic:spPr>
                     <a:xfrm>
                       <a:off x="0" y="0"/>
-                      <a:ext cx="5274310" cy="4988560"/>
+                      <a:ext cx="4925695" cy="4775835"/>
                     </a:xfrm>
                     <a:prstGeom prst="rect">
                       <a:avLst/>
@@ -663,6 +663,12 @@
                 </pic:pic>
               </a:graphicData>
             </a:graphic>
+            <wp14:sizeRelH relativeFrom="margin">
+              <wp14:pctWidth>0</wp14:pctWidth>
+            </wp14:sizeRelH>
+            <wp14:sizeRelV relativeFrom="margin">
+              <wp14:pctHeight>0</wp14:pctHeight>
+            </wp14:sizeRelV>
           </wp:anchor>
         </w:drawing>
       </w:r>
@@ -840,18 +846,18 @@
         </w:rPr>
         <w:lastRenderedPageBreak/>
         <w:drawing>
-          <wp:anchor distT="0" distB="0" distL="114300" distR="114300" simplePos="0" relativeHeight="251665408" behindDoc="0" locked="0" layoutInCell="1" allowOverlap="1" wp14:anchorId="7D7A9F40" wp14:editId="45A04656">
+          <wp:anchor distT="0" distB="0" distL="114300" distR="114300" simplePos="0" relativeHeight="251665408" behindDoc="0" locked="0" layoutInCell="1" allowOverlap="1" wp14:anchorId="7D7A9F40" wp14:editId="21284A29">
             <wp:simplePos x="0" y="0"/>
             <wp:positionH relativeFrom="margin">
-              <wp:align>left</wp:align>
+              <wp:posOffset>235585</wp:posOffset>
             </wp:positionH>
             <wp:positionV relativeFrom="paragraph">
-              <wp:posOffset>249151</wp:posOffset>
+              <wp:posOffset>248920</wp:posOffset>
             </wp:positionV>
-            <wp:extent cx="5274310" cy="3782060"/>
-            <wp:effectExtent l="0" t="0" r="2540" b="8890"/>
+            <wp:extent cx="4801870" cy="3782060"/>
+            <wp:effectExtent l="0" t="0" r="0" b="8890"/>
             <wp:wrapSquare wrapText="bothSides"/>
-            <wp:docPr id="7" name="圖片 7" descr="一張含有 文字, 圖表, 行, 平行 的圖片&#10;&#10;AI 產生的內容可能不正確。"/>
+            <wp:docPr id="7" name="圖片 7"/>
             <wp:cNvGraphicFramePr>
               <a:graphicFrameLocks xmlns:a="http://schemas.openxmlformats.org/drawingml/2006/main" noChangeAspect="1"/>
             </wp:cNvGraphicFramePr>
@@ -859,11 +865,11 @@
               <a:graphicData uri="http://schemas.openxmlformats.org/drawingml/2006/picture">
                 <pic:pic xmlns:pic="http://schemas.openxmlformats.org/drawingml/2006/picture">
                   <pic:nvPicPr>
-                    <pic:cNvPr id="7" name="圖片 7" descr="一張含有 文字, 圖表, 行, 平行 的圖片&#10;&#10;AI 產生的內容可能不正確。"/>
+                    <pic:cNvPr id="7" name="圖片 7"/>
                     <pic:cNvPicPr/>
                   </pic:nvPicPr>
                   <pic:blipFill>
-                    <a:blip r:embed="rId10">
+                    <a:blip r:embed="rId10" cstate="print">
                       <a:extLst>
                         <a:ext uri="{28A0092B-C50C-407E-A947-70E740481C1C}">
                           <a14:useLocalDpi xmlns:a14="http://schemas.microsoft.com/office/drawing/2010/main" val="0"/>
@@ -877,7 +883,7 @@
                   <pic:spPr>
                     <a:xfrm>
                       <a:off x="0" y="0"/>
-                      <a:ext cx="5274310" cy="3782060"/>
+                      <a:ext cx="4801870" cy="3782060"/>
                     </a:xfrm>
                     <a:prstGeom prst="rect">
                       <a:avLst/>
@@ -886,6 +892,9 @@
                 </pic:pic>
               </a:graphicData>
             </a:graphic>
+            <wp14:sizeRelH relativeFrom="margin">
+              <wp14:pctWidth>0</wp14:pctWidth>
+            </wp14:sizeRelH>
           </wp:anchor>
         </w:drawing>
       </w:r>
@@ -1018,7 +1027,7 @@
           <w:noProof/>
         </w:rPr>
         <w:drawing>
-          <wp:anchor distT="0" distB="0" distL="114300" distR="114300" simplePos="0" relativeHeight="251659264" behindDoc="0" locked="0" layoutInCell="1" allowOverlap="1" wp14:anchorId="303D4FF4" wp14:editId="77304B7A">
+          <wp:anchor distT="0" distB="0" distL="114300" distR="114300" simplePos="0" relativeHeight="251659264" behindDoc="0" locked="0" layoutInCell="1" allowOverlap="1" wp14:anchorId="303D4FF4" wp14:editId="4B2D3A74">
             <wp:simplePos x="0" y="0"/>
             <wp:positionH relativeFrom="margin">
               <wp:posOffset>283845</wp:posOffset>
@@ -1026,8 +1035,8 @@
             <wp:positionV relativeFrom="paragraph">
               <wp:posOffset>418465</wp:posOffset>
             </wp:positionV>
-            <wp:extent cx="4699000" cy="2967990"/>
-            <wp:effectExtent l="0" t="0" r="6350" b="3810"/>
+            <wp:extent cx="4697730" cy="2967990"/>
+            <wp:effectExtent l="0" t="0" r="7620" b="3810"/>
             <wp:wrapSquare wrapText="bothSides"/>
             <wp:docPr id="2" name="圖片 2"/>
             <wp:cNvGraphicFramePr>
@@ -1055,7 +1064,7 @@
                   <pic:spPr>
                     <a:xfrm>
                       <a:off x="0" y="0"/>
-                      <a:ext cx="4699000" cy="2967990"/>
+                      <a:ext cx="4697730" cy="2967990"/>
                     </a:xfrm>
                     <a:prstGeom prst="rect">
                       <a:avLst/>
@@ -1213,16 +1222,16 @@
         </w:rPr>
         <w:lastRenderedPageBreak/>
         <w:drawing>
-          <wp:anchor distT="0" distB="0" distL="114300" distR="114300" simplePos="0" relativeHeight="251660288" behindDoc="0" locked="0" layoutInCell="1" allowOverlap="1" wp14:anchorId="0E27144B" wp14:editId="12CD9D2D">
+          <wp:anchor distT="0" distB="0" distL="114300" distR="114300" simplePos="0" relativeHeight="251660288" behindDoc="0" locked="0" layoutInCell="1" allowOverlap="1" wp14:anchorId="0E27144B" wp14:editId="4AE19566">
             <wp:simplePos x="0" y="0"/>
             <wp:positionH relativeFrom="margin">
-              <wp:align>center</wp:align>
+              <wp:align>right</wp:align>
             </wp:positionH>
             <wp:positionV relativeFrom="paragraph">
-              <wp:posOffset>332509</wp:posOffset>
+              <wp:posOffset>297469</wp:posOffset>
             </wp:positionV>
-            <wp:extent cx="5283200" cy="3352800"/>
-            <wp:effectExtent l="0" t="0" r="0" b="0"/>
+            <wp:extent cx="5252720" cy="3823335"/>
+            <wp:effectExtent l="0" t="0" r="5080" b="5715"/>
             <wp:wrapSquare wrapText="bothSides"/>
             <wp:docPr id="3" name="圖片 3"/>
             <wp:cNvGraphicFramePr>
@@ -1250,7 +1259,7 @@
                   <pic:spPr>
                     <a:xfrm>
                       <a:off x="0" y="0"/>
-                      <a:ext cx="5283200" cy="3352800"/>
+                      <a:ext cx="5252720" cy="3823335"/>
                     </a:xfrm>
                     <a:prstGeom prst="rect">
                       <a:avLst/>
